--- a/Docs/Karna_Fuctional_Requirements.docx
+++ b/Docs/Karna_Fuctional_Requirements.docx
@@ -58,8 +58,8 @@
         <w:rPr>
           <w:rFonts w:ascii="Segoe UI" w:hAnsi="Segoe UI" w:cs="Segoe UI"/>
         </w:rPr>
-        <w:pict w14:anchorId="3859AD4F">
-          <v:rect id="_x0000_i1026" style="width:0;height:1.5pt" o:hralign="center" o:hrstd="t" o:hr="t" fillcolor="#a0a0a0" stroked="f"/>
+        <w:pict w14:anchorId="7B1BCEF3">
+          <v:rect id="_x0000_i1073" style="width:0;height:1.5pt" o:hralign="center" o:hrstd="t" o:hr="t" fillcolor="#a0a0a0" stroked="f"/>
         </w:pict>
       </w:r>
     </w:p>
@@ -337,7 +337,24 @@
           <w:sz w:val="24"/>
           <w:szCs w:val="24"/>
         </w:rPr>
-        <w:t xml:space="preserve"> .NET 8 Web API, Entity Framework Core, JWT Authentication</w:t>
+        <w:t xml:space="preserve"> .NET </w:t>
+      </w:r>
+      <w:r>
+        <w:rPr>
+          <w:rFonts w:ascii="Segoe UI" w:hAnsi="Segoe UI" w:cs="Segoe UI" w:hint="cs"/>
+          <w:sz w:val="24"/>
+          <w:szCs w:val="24"/>
+          <w:rtl/>
+        </w:rPr>
+        <w:t>10</w:t>
+      </w:r>
+      <w:r>
+        <w:rPr>
+          <w:rFonts w:ascii="Segoe UI" w:hAnsi="Segoe UI" w:cs="Segoe UI"/>
+          <w:sz w:val="24"/>
+          <w:szCs w:val="24"/>
+        </w:rPr>
+        <w:t xml:space="preserve"> Web API, Entity Framework Core, JWT Authentication</w:t>
       </w:r>
     </w:p>
     <w:p>
@@ -551,8 +568,8 @@
           <w:sz w:val="24"/>
           <w:szCs w:val="24"/>
         </w:rPr>
-        <w:pict w14:anchorId="635A795A">
-          <v:rect id="_x0000_i1027" style="width:0;height:1.5pt" o:hralign="center" o:hrstd="t" o:hr="t" fillcolor="#a0a0a0" stroked="f"/>
+        <w:pict w14:anchorId="74DF4233">
+          <v:rect id="_x0000_i1074" style="width:0;height:1.5pt" o:hralign="center" o:hrstd="t" o:hr="t" fillcolor="#a0a0a0" stroked="f"/>
         </w:pict>
       </w:r>
     </w:p>
@@ -598,6 +615,7 @@
     <w:p>
       <w:pPr>
         <w:pStyle w:val="Heading2"/>
+        <w:spacing w:line="240" w:lineRule="auto"/>
         <w:rPr>
           <w:rFonts w:ascii="Segoe UI" w:hAnsi="Segoe UI" w:cs="Segoe UI"/>
           <w:sz w:val="28"/>
@@ -615,6 +633,7 @@
     </w:p>
     <w:p>
       <w:pPr>
+        <w:spacing w:line="240" w:lineRule="auto"/>
         <w:rPr>
           <w:rFonts w:ascii="Segoe UI" w:hAnsi="Segoe UI" w:cs="Segoe UI"/>
           <w:sz w:val="24"/>
@@ -632,6 +651,7 @@
     </w:p>
     <w:p>
       <w:pPr>
+        <w:spacing w:line="240" w:lineRule="auto"/>
         <w:rPr>
           <w:rFonts w:ascii="Segoe UI" w:hAnsi="Segoe UI" w:cs="Segoe UI"/>
           <w:sz w:val="24"/>
@@ -655,7 +675,7 @@
           <w:ilvl w:val="0"/>
           <w:numId w:val="12"/>
         </w:numPr>
-        <w:spacing w:line="240" w:lineRule="auto"/>
+        <w:spacing w:after="0" w:line="240" w:lineRule="auto"/>
         <w:rPr>
           <w:rFonts w:ascii="Segoe UI" w:hAnsi="Segoe UI" w:cs="Segoe UI"/>
           <w:sz w:val="24"/>
@@ -677,7 +697,7 @@
           <w:ilvl w:val="0"/>
           <w:numId w:val="12"/>
         </w:numPr>
-        <w:spacing w:line="240" w:lineRule="auto"/>
+        <w:spacing w:after="0" w:line="240" w:lineRule="auto"/>
         <w:rPr>
           <w:rFonts w:ascii="Segoe UI" w:hAnsi="Segoe UI" w:cs="Segoe UI"/>
           <w:sz w:val="24"/>
@@ -699,7 +719,7 @@
           <w:ilvl w:val="0"/>
           <w:numId w:val="12"/>
         </w:numPr>
-        <w:spacing w:line="240" w:lineRule="auto"/>
+        <w:spacing w:after="0" w:line="240" w:lineRule="auto"/>
         <w:rPr>
           <w:rFonts w:ascii="Segoe UI" w:hAnsi="Segoe UI" w:cs="Segoe UI"/>
           <w:sz w:val="24"/>
@@ -775,7 +795,7 @@
           <w:ilvl w:val="0"/>
           <w:numId w:val="13"/>
         </w:numPr>
-        <w:spacing w:line="240" w:lineRule="auto"/>
+        <w:spacing w:after="0"/>
         <w:rPr>
           <w:rFonts w:ascii="Segoe UI" w:hAnsi="Segoe UI" w:cs="Segoe UI"/>
           <w:sz w:val="24"/>
@@ -797,20 +817,38 @@
           <w:ilvl w:val="0"/>
           <w:numId w:val="13"/>
         </w:numPr>
-        <w:spacing w:line="240" w:lineRule="auto"/>
-        <w:rPr>
-          <w:rFonts w:ascii="Segoe UI" w:hAnsi="Segoe UI" w:cs="Segoe UI"/>
-          <w:sz w:val="24"/>
-          <w:szCs w:val="24"/>
-        </w:rPr>
-      </w:pPr>
-      <w:r>
-        <w:rPr>
-          <w:rFonts w:ascii="Segoe UI" w:hAnsi="Segoe UI" w:cs="Segoe UI"/>
-          <w:sz w:val="24"/>
-          <w:szCs w:val="24"/>
-        </w:rPr>
-        <w:t>I receive an error message on login failure.</w:t>
+        <w:spacing w:after="0"/>
+        <w:rPr>
+          <w:rFonts w:ascii="Segoe UI" w:hAnsi="Segoe UI" w:cs="Segoe UI"/>
+          <w:sz w:val="24"/>
+          <w:szCs w:val="24"/>
+        </w:rPr>
+      </w:pPr>
+      <w:r>
+        <w:rPr>
+          <w:rFonts w:ascii="Segoe UI" w:hAnsi="Segoe UI" w:cs="Segoe UI"/>
+          <w:sz w:val="24"/>
+          <w:szCs w:val="24"/>
+        </w:rPr>
+        <w:t xml:space="preserve">I </w:t>
+      </w:r>
+      <w:proofErr w:type="gramStart"/>
+      <w:r>
+        <w:rPr>
+          <w:rFonts w:ascii="Segoe UI" w:hAnsi="Segoe UI" w:cs="Segoe UI"/>
+          <w:sz w:val="24"/>
+          <w:szCs w:val="24"/>
+        </w:rPr>
+        <w:t>receive</w:t>
+      </w:r>
+      <w:proofErr w:type="gramEnd"/>
+      <w:r>
+        <w:rPr>
+          <w:rFonts w:ascii="Segoe UI" w:hAnsi="Segoe UI" w:cs="Segoe UI"/>
+          <w:sz w:val="24"/>
+          <w:szCs w:val="24"/>
+        </w:rPr>
+        <w:t xml:space="preserve"> an error message on login failure.</w:t>
       </w:r>
     </w:p>
     <w:p>
@@ -819,7 +857,7 @@
           <w:ilvl w:val="0"/>
           <w:numId w:val="13"/>
         </w:numPr>
-        <w:spacing w:line="240" w:lineRule="auto"/>
+        <w:spacing w:after="0"/>
         <w:rPr>
           <w:rFonts w:ascii="Segoe UI" w:hAnsi="Segoe UI" w:cs="Segoe UI"/>
           <w:sz w:val="24"/>
@@ -841,20 +879,38 @@
           <w:ilvl w:val="0"/>
           <w:numId w:val="13"/>
         </w:numPr>
-        <w:spacing w:line="240" w:lineRule="auto"/>
-        <w:rPr>
-          <w:rFonts w:ascii="Segoe UI" w:hAnsi="Segoe UI" w:cs="Segoe UI"/>
-          <w:sz w:val="24"/>
-          <w:szCs w:val="24"/>
-        </w:rPr>
-      </w:pPr>
-      <w:r>
-        <w:rPr>
-          <w:rFonts w:ascii="Segoe UI" w:hAnsi="Segoe UI" w:cs="Segoe UI"/>
-          <w:sz w:val="24"/>
-          <w:szCs w:val="24"/>
-        </w:rPr>
-        <w:t>I can log out from the system.</w:t>
+        <w:spacing w:after="0"/>
+        <w:rPr>
+          <w:rFonts w:ascii="Segoe UI" w:hAnsi="Segoe UI" w:cs="Segoe UI"/>
+          <w:sz w:val="24"/>
+          <w:szCs w:val="24"/>
+        </w:rPr>
+      </w:pPr>
+      <w:r>
+        <w:rPr>
+          <w:rFonts w:ascii="Segoe UI" w:hAnsi="Segoe UI" w:cs="Segoe UI"/>
+          <w:sz w:val="24"/>
+          <w:szCs w:val="24"/>
+        </w:rPr>
+        <w:t xml:space="preserve">I can log out </w:t>
+      </w:r>
+      <w:proofErr w:type="gramStart"/>
+      <w:r>
+        <w:rPr>
+          <w:rFonts w:ascii="Segoe UI" w:hAnsi="Segoe UI" w:cs="Segoe UI"/>
+          <w:sz w:val="24"/>
+          <w:szCs w:val="24"/>
+        </w:rPr>
+        <w:t>from</w:t>
+      </w:r>
+      <w:proofErr w:type="gramEnd"/>
+      <w:r>
+        <w:rPr>
+          <w:rFonts w:ascii="Segoe UI" w:hAnsi="Segoe UI" w:cs="Segoe UI"/>
+          <w:sz w:val="24"/>
+          <w:szCs w:val="24"/>
+        </w:rPr>
+        <w:t xml:space="preserve"> the system.</w:t>
       </w:r>
     </w:p>
     <w:p>
@@ -918,20 +974,38 @@
           <w:ilvl w:val="0"/>
           <w:numId w:val="14"/>
         </w:numPr>
-        <w:spacing w:line="240" w:lineRule="auto"/>
-        <w:rPr>
-          <w:rFonts w:ascii="Segoe UI" w:hAnsi="Segoe UI" w:cs="Segoe UI"/>
-          <w:sz w:val="24"/>
-          <w:szCs w:val="24"/>
-        </w:rPr>
-      </w:pPr>
-      <w:r>
-        <w:rPr>
-          <w:rFonts w:ascii="Segoe UI" w:hAnsi="Segoe UI" w:cs="Segoe UI"/>
-          <w:sz w:val="24"/>
-          <w:szCs w:val="24"/>
-        </w:rPr>
-        <w:t>I can access a "My Profile" page.</w:t>
+        <w:spacing w:after="0"/>
+        <w:rPr>
+          <w:rFonts w:ascii="Segoe UI" w:hAnsi="Segoe UI" w:cs="Segoe UI"/>
+          <w:sz w:val="24"/>
+          <w:szCs w:val="24"/>
+        </w:rPr>
+      </w:pPr>
+      <w:r>
+        <w:rPr>
+          <w:rFonts w:ascii="Segoe UI" w:hAnsi="Segoe UI" w:cs="Segoe UI"/>
+          <w:sz w:val="24"/>
+          <w:szCs w:val="24"/>
+        </w:rPr>
+        <w:t xml:space="preserve">I can access </w:t>
+      </w:r>
+      <w:proofErr w:type="gramStart"/>
+      <w:r>
+        <w:rPr>
+          <w:rFonts w:ascii="Segoe UI" w:hAnsi="Segoe UI" w:cs="Segoe UI"/>
+          <w:sz w:val="24"/>
+          <w:szCs w:val="24"/>
+        </w:rPr>
+        <w:t>a "</w:t>
+      </w:r>
+      <w:proofErr w:type="gramEnd"/>
+      <w:r>
+        <w:rPr>
+          <w:rFonts w:ascii="Segoe UI" w:hAnsi="Segoe UI" w:cs="Segoe UI"/>
+          <w:sz w:val="24"/>
+          <w:szCs w:val="24"/>
+        </w:rPr>
+        <w:t>My Profile" page.</w:t>
       </w:r>
     </w:p>
     <w:p>
@@ -940,7 +1014,7 @@
           <w:ilvl w:val="0"/>
           <w:numId w:val="14"/>
         </w:numPr>
-        <w:spacing w:line="240" w:lineRule="auto"/>
+        <w:spacing w:after="0"/>
         <w:rPr>
           <w:rFonts w:ascii="Segoe UI" w:hAnsi="Segoe UI" w:cs="Segoe UI"/>
           <w:sz w:val="24"/>
@@ -962,7 +1036,7 @@
           <w:ilvl w:val="0"/>
           <w:numId w:val="14"/>
         </w:numPr>
-        <w:spacing w:line="240" w:lineRule="auto"/>
+        <w:spacing w:after="0"/>
         <w:rPr>
           <w:rFonts w:ascii="Segoe UI" w:hAnsi="Segoe UI" w:cs="Segoe UI"/>
           <w:sz w:val="24"/>
@@ -976,566 +1050,6 @@
           <w:szCs w:val="24"/>
         </w:rPr>
         <w:t>I can change my password by providing the old and new passwords.</w:t>
-      </w:r>
-    </w:p>
-    <w:p>
-      <w:pPr>
-        <w:rPr>
-          <w:rFonts w:ascii="Segoe UI" w:hAnsi="Segoe UI" w:cs="Segoe UI"/>
-          <w:sz w:val="24"/>
-          <w:szCs w:val="24"/>
-        </w:rPr>
-      </w:pPr>
-      <w:r>
-        <w:rPr>
-          <w:rFonts w:ascii="Segoe UI" w:hAnsi="Segoe UI" w:cs="Segoe UI"/>
-          <w:sz w:val="24"/>
-          <w:szCs w:val="24"/>
-        </w:rPr>
-        <w:pict w14:anchorId="20EE60BE">
-          <v:rect id="_x0000_i1028" style="width:0;height:1.5pt" o:hralign="center" o:hrstd="t" o:hr="t" fillcolor="#a0a0a0" stroked="f"/>
-        </w:pict>
-      </w:r>
-    </w:p>
-    <w:p>
-      <w:pPr>
-        <w:pStyle w:val="Heading1"/>
-        <w:rPr>
-          <w:rFonts w:ascii="Segoe UI" w:hAnsi="Segoe UI" w:cs="Segoe UI"/>
-          <w:sz w:val="36"/>
-          <w:szCs w:val="36"/>
-        </w:rPr>
-      </w:pPr>
-      <w:r>
-        <w:rPr>
-          <w:rFonts w:ascii="Segoe UI" w:hAnsi="Segoe UI" w:cs="Segoe UI"/>
-          <w:sz w:val="36"/>
-          <w:szCs w:val="36"/>
-        </w:rPr>
-        <w:lastRenderedPageBreak/>
-        <w:t>5.2. Seller Features</w:t>
-      </w:r>
-    </w:p>
-    <w:p>
-      <w:pPr>
-        <w:pStyle w:val="Heading2"/>
-        <w:rPr>
-          <w:rFonts w:ascii="Segoe UI" w:hAnsi="Segoe UI" w:cs="Segoe UI"/>
-          <w:sz w:val="28"/>
-          <w:szCs w:val="28"/>
-        </w:rPr>
-      </w:pPr>
-      <w:r>
-        <w:rPr>
-          <w:rFonts w:ascii="Segoe UI" w:hAnsi="Segoe UI" w:cs="Segoe UI"/>
-          <w:sz w:val="28"/>
-          <w:szCs w:val="28"/>
-        </w:rPr>
-        <w:t>User Story: Add Car Listing</w:t>
-      </w:r>
-    </w:p>
-    <w:p>
-      <w:pPr>
-        <w:rPr>
-          <w:rFonts w:ascii="Segoe UI" w:hAnsi="Segoe UI" w:cs="Segoe UI"/>
-          <w:sz w:val="24"/>
-          <w:szCs w:val="24"/>
-        </w:rPr>
-      </w:pPr>
-      <w:r>
-        <w:rPr>
-          <w:rFonts w:ascii="Segoe UI" w:hAnsi="Segoe UI" w:cs="Segoe UI"/>
-          <w:sz w:val="24"/>
-          <w:szCs w:val="24"/>
-        </w:rPr>
-        <w:t>"As a seller, I want to add my car for sale through an easy, organized, multi-step process."</w:t>
-      </w:r>
-    </w:p>
-    <w:p>
-      <w:pPr>
-        <w:rPr>
-          <w:rFonts w:ascii="Segoe UI" w:hAnsi="Segoe UI" w:cs="Segoe UI"/>
-          <w:sz w:val="24"/>
-          <w:szCs w:val="24"/>
-        </w:rPr>
-      </w:pPr>
-      <w:r>
-        <w:rPr>
-          <w:rFonts w:ascii="Segoe UI" w:hAnsi="Segoe UI" w:cs="Segoe UI"/>
-          <w:b/>
-          <w:bCs/>
-          <w:sz w:val="24"/>
-          <w:szCs w:val="24"/>
-        </w:rPr>
-        <w:t>Scenarios:</w:t>
-      </w:r>
-    </w:p>
-    <w:p>
-      <w:pPr>
-        <w:numPr>
-          <w:ilvl w:val="0"/>
-          <w:numId w:val="15"/>
-        </w:numPr>
-        <w:rPr>
-          <w:rFonts w:ascii="Segoe UI" w:hAnsi="Segoe UI" w:cs="Segoe UI"/>
-          <w:sz w:val="24"/>
-          <w:szCs w:val="24"/>
-        </w:rPr>
-      </w:pPr>
-      <w:r>
-        <w:rPr>
-          <w:rFonts w:ascii="Segoe UI" w:hAnsi="Segoe UI" w:cs="Segoe UI"/>
-          <w:sz w:val="24"/>
-          <w:szCs w:val="24"/>
-        </w:rPr>
-        <w:t>I can fill out a multi-step (wizard) form.</w:t>
-      </w:r>
-    </w:p>
-    <w:p>
-      <w:pPr>
-        <w:numPr>
-          <w:ilvl w:val="0"/>
-          <w:numId w:val="15"/>
-        </w:numPr>
-        <w:rPr>
-          <w:rFonts w:ascii="Segoe UI" w:hAnsi="Segoe UI" w:cs="Segoe UI"/>
-          <w:sz w:val="24"/>
-          <w:szCs w:val="24"/>
-        </w:rPr>
-      </w:pPr>
-      <w:r>
-        <w:rPr>
-          <w:rFonts w:ascii="Segoe UI" w:hAnsi="Segoe UI" w:cs="Segoe UI"/>
-          <w:b/>
-          <w:bCs/>
-          <w:sz w:val="24"/>
-          <w:szCs w:val="24"/>
-        </w:rPr>
-        <w:t>Step 1:</w:t>
-      </w:r>
-      <w:r>
-        <w:rPr>
-          <w:rFonts w:ascii="Segoe UI" w:hAnsi="Segoe UI" w:cs="Segoe UI"/>
-          <w:sz w:val="24"/>
-          <w:szCs w:val="24"/>
-        </w:rPr>
-        <w:t xml:space="preserve"> Enter core specifications (Make, Model, Year, Mileage, etc.).</w:t>
-      </w:r>
-    </w:p>
-    <w:p>
-      <w:pPr>
-        <w:numPr>
-          <w:ilvl w:val="0"/>
-          <w:numId w:val="15"/>
-        </w:numPr>
-        <w:rPr>
-          <w:rFonts w:ascii="Segoe UI" w:hAnsi="Segoe UI" w:cs="Segoe UI"/>
-          <w:sz w:val="24"/>
-          <w:szCs w:val="24"/>
-        </w:rPr>
-      </w:pPr>
-      <w:r>
-        <w:rPr>
-          <w:rFonts w:ascii="Segoe UI" w:hAnsi="Segoe UI" w:cs="Segoe UI"/>
-          <w:b/>
-          <w:bCs/>
-          <w:sz w:val="24"/>
-          <w:szCs w:val="24"/>
-        </w:rPr>
-        <w:t>Step 2:</w:t>
-      </w:r>
-      <w:r>
-        <w:rPr>
-          <w:rFonts w:ascii="Segoe UI" w:hAnsi="Segoe UI" w:cs="Segoe UI"/>
-          <w:sz w:val="24"/>
-          <w:szCs w:val="24"/>
-        </w:rPr>
-        <w:t xml:space="preserve"> Upload 3 to 10 photos of the car.</w:t>
-      </w:r>
-    </w:p>
-    <w:p>
-      <w:pPr>
-        <w:numPr>
-          <w:ilvl w:val="0"/>
-          <w:numId w:val="15"/>
-        </w:numPr>
-        <w:rPr>
-          <w:rFonts w:ascii="Segoe UI" w:hAnsi="Segoe UI" w:cs="Segoe UI"/>
-          <w:sz w:val="24"/>
-          <w:szCs w:val="24"/>
-        </w:rPr>
-      </w:pPr>
-      <w:r>
-        <w:rPr>
-          <w:rFonts w:ascii="Segoe UI" w:hAnsi="Segoe UI" w:cs="Segoe UI"/>
-          <w:b/>
-          <w:bCs/>
-          <w:sz w:val="24"/>
-          <w:szCs w:val="24"/>
-        </w:rPr>
-        <w:t>Step 3:</w:t>
-      </w:r>
-      <w:r>
-        <w:rPr>
-          <w:rFonts w:ascii="Segoe UI" w:hAnsi="Segoe UI" w:cs="Segoe UI"/>
-          <w:sz w:val="24"/>
-          <w:szCs w:val="24"/>
-        </w:rPr>
-        <w:t xml:space="preserve"> Fill out a detailed "Condition Checklist" (e.g., Engine, Transmission, Body, Interior).</w:t>
-      </w:r>
-    </w:p>
-    <w:p>
-      <w:pPr>
-        <w:pStyle w:val="Heading2"/>
-        <w:rPr>
-          <w:rFonts w:ascii="Segoe UI" w:hAnsi="Segoe UI" w:cs="Segoe UI"/>
-          <w:sz w:val="28"/>
-          <w:szCs w:val="28"/>
-        </w:rPr>
-      </w:pPr>
-      <w:r>
-        <w:rPr>
-          <w:rFonts w:ascii="Segoe UI" w:hAnsi="Segoe UI" w:cs="Segoe UI"/>
-          <w:sz w:val="28"/>
-          <w:szCs w:val="28"/>
-        </w:rPr>
-        <w:t>User Story: Receive AI Price Suggestion</w:t>
-      </w:r>
-    </w:p>
-    <w:p>
-      <w:pPr>
-        <w:rPr>
-          <w:rFonts w:ascii="Segoe UI" w:hAnsi="Segoe UI" w:cs="Segoe UI"/>
-          <w:sz w:val="24"/>
-          <w:szCs w:val="24"/>
-        </w:rPr>
-      </w:pPr>
-      <w:r>
-        <w:rPr>
-          <w:rFonts w:ascii="Segoe UI" w:hAnsi="Segoe UI" w:cs="Segoe UI"/>
-          <w:sz w:val="24"/>
-          <w:szCs w:val="24"/>
-        </w:rPr>
-        <w:t>"As a seller, after entering all data, I want the system to suggest a smart price for my car based on its actual condition."</w:t>
-      </w:r>
-    </w:p>
-    <w:p>
-      <w:pPr>
-        <w:rPr>
-          <w:rFonts w:ascii="Segoe UI" w:hAnsi="Segoe UI" w:cs="Segoe UI"/>
-          <w:sz w:val="24"/>
-          <w:szCs w:val="24"/>
-        </w:rPr>
-      </w:pPr>
-      <w:r>
-        <w:rPr>
-          <w:rFonts w:ascii="Segoe UI" w:hAnsi="Segoe UI" w:cs="Segoe UI"/>
-          <w:b/>
-          <w:bCs/>
-          <w:sz w:val="24"/>
-          <w:szCs w:val="24"/>
-        </w:rPr>
-        <w:t>Scenarios:</w:t>
-      </w:r>
-    </w:p>
-    <w:p>
-      <w:pPr>
-        <w:numPr>
-          <w:ilvl w:val="0"/>
-          <w:numId w:val="16"/>
-        </w:numPr>
-        <w:rPr>
-          <w:rFonts w:ascii="Segoe UI" w:hAnsi="Segoe UI" w:cs="Segoe UI"/>
-          <w:sz w:val="24"/>
-          <w:szCs w:val="24"/>
-        </w:rPr>
-      </w:pPr>
-      <w:r>
-        <w:rPr>
-          <w:rFonts w:ascii="Segoe UI" w:hAnsi="Segoe UI" w:cs="Segoe UI"/>
-          <w:sz w:val="24"/>
-          <w:szCs w:val="24"/>
-        </w:rPr>
-        <w:t>After filling the form, I click "Suggest a Price".</w:t>
-      </w:r>
-    </w:p>
-    <w:p>
-      <w:pPr>
-        <w:numPr>
-          <w:ilvl w:val="0"/>
-          <w:numId w:val="16"/>
-        </w:numPr>
-        <w:rPr>
-          <w:rFonts w:ascii="Segoe UI" w:hAnsi="Segoe UI" w:cs="Segoe UI"/>
-          <w:sz w:val="24"/>
-          <w:szCs w:val="24"/>
-        </w:rPr>
-      </w:pPr>
-      <w:r>
-        <w:rPr>
-          <w:rFonts w:ascii="Segoe UI" w:hAnsi="Segoe UI" w:cs="Segoe UI"/>
-          <w:b/>
-          <w:bCs/>
-          <w:sz w:val="24"/>
-          <w:szCs w:val="24"/>
-        </w:rPr>
-        <w:t>(Backend Logic):</w:t>
-      </w:r>
-      <w:r>
-        <w:rPr>
-          <w:rFonts w:ascii="Segoe UI" w:hAnsi="Segoe UI" w:cs="Segoe UI"/>
-          <w:sz w:val="24"/>
-          <w:szCs w:val="24"/>
-        </w:rPr>
-        <w:t xml:space="preserve"> The system calculates a </w:t>
-      </w:r>
-      <w:proofErr w:type="spellStart"/>
-      <w:r>
-        <w:rPr>
-          <w:rFonts w:ascii="Segoe UI" w:hAnsi="Segoe UI" w:cs="Segoe UI"/>
-          <w:sz w:val="24"/>
-          <w:szCs w:val="24"/>
-        </w:rPr>
-        <w:t>Total_Deduction_Percentage</w:t>
-      </w:r>
-      <w:proofErr w:type="spellEnd"/>
-      <w:r>
-        <w:rPr>
-          <w:rFonts w:ascii="Segoe UI" w:hAnsi="Segoe UI" w:cs="Segoe UI"/>
-          <w:sz w:val="24"/>
-          <w:szCs w:val="24"/>
-        </w:rPr>
-        <w:t xml:space="preserve"> based on the condition checkboxes selected (e.g., Engine fault adds 15%, deep scratches add 5% = 20% total).</w:t>
-      </w:r>
-    </w:p>
-    <w:p>
-      <w:pPr>
-        <w:numPr>
-          <w:ilvl w:val="0"/>
-          <w:numId w:val="16"/>
-        </w:numPr>
-        <w:rPr>
-          <w:rFonts w:ascii="Segoe UI" w:hAnsi="Segoe UI" w:cs="Segoe UI"/>
-          <w:sz w:val="24"/>
-          <w:szCs w:val="24"/>
-        </w:rPr>
-      </w:pPr>
-      <w:r>
-        <w:rPr>
-          <w:rFonts w:ascii="Segoe UI" w:hAnsi="Segoe UI" w:cs="Segoe UI"/>
-          <w:b/>
-          <w:bCs/>
-          <w:sz w:val="24"/>
-          <w:szCs w:val="24"/>
-        </w:rPr>
-        <w:t>(ML/BE Interaction):</w:t>
-      </w:r>
-      <w:r>
-        <w:rPr>
-          <w:rFonts w:ascii="Segoe UI" w:hAnsi="Segoe UI" w:cs="Segoe UI"/>
-          <w:sz w:val="24"/>
-          <w:szCs w:val="24"/>
-        </w:rPr>
-        <w:t xml:space="preserve"> The Backend requests a </w:t>
-      </w:r>
-      <w:proofErr w:type="spellStart"/>
-      <w:r>
-        <w:rPr>
-          <w:rFonts w:ascii="Segoe UI" w:hAnsi="Segoe UI" w:cs="Segoe UI"/>
-          <w:sz w:val="24"/>
-          <w:szCs w:val="24"/>
-        </w:rPr>
-        <w:t>Base_Price</w:t>
-      </w:r>
-      <w:proofErr w:type="spellEnd"/>
-      <w:r>
-        <w:rPr>
-          <w:rFonts w:ascii="Segoe UI" w:hAnsi="Segoe UI" w:cs="Segoe UI"/>
-          <w:sz w:val="24"/>
-          <w:szCs w:val="24"/>
-        </w:rPr>
-        <w:t xml:space="preserve"> (for a car in perfect condition) from the ML API.</w:t>
-      </w:r>
-    </w:p>
-    <w:p>
-      <w:pPr>
-        <w:numPr>
-          <w:ilvl w:val="0"/>
-          <w:numId w:val="16"/>
-        </w:numPr>
-        <w:rPr>
-          <w:rFonts w:ascii="Segoe UI" w:hAnsi="Segoe UI" w:cs="Segoe UI"/>
-          <w:sz w:val="24"/>
-          <w:szCs w:val="24"/>
-        </w:rPr>
-      </w:pPr>
-      <w:r>
-        <w:rPr>
-          <w:rFonts w:ascii="Segoe UI" w:hAnsi="Segoe UI" w:cs="Segoe UI"/>
-          <w:b/>
-          <w:bCs/>
-          <w:sz w:val="24"/>
-          <w:szCs w:val="24"/>
-        </w:rPr>
-        <w:t>(Backend Logic):</w:t>
-      </w:r>
-      <w:r>
-        <w:rPr>
-          <w:rFonts w:ascii="Segoe UI" w:hAnsi="Segoe UI" w:cs="Segoe UI"/>
-          <w:sz w:val="24"/>
-          <w:szCs w:val="24"/>
-        </w:rPr>
-        <w:t xml:space="preserve"> The Backend applies the formula: </w:t>
-      </w:r>
-      <w:proofErr w:type="spellStart"/>
-      <w:r>
-        <w:rPr>
-          <w:rFonts w:ascii="Segoe UI" w:hAnsi="Segoe UI" w:cs="Segoe UI"/>
-          <w:sz w:val="24"/>
-          <w:szCs w:val="24"/>
-        </w:rPr>
-        <w:t>Suggested_Price</w:t>
-      </w:r>
-      <w:proofErr w:type="spellEnd"/>
-      <w:r>
-        <w:rPr>
-          <w:rFonts w:ascii="Segoe UI" w:hAnsi="Segoe UI" w:cs="Segoe UI"/>
-          <w:sz w:val="24"/>
-          <w:szCs w:val="24"/>
-        </w:rPr>
-        <w:t xml:space="preserve"> = </w:t>
-      </w:r>
-      <w:proofErr w:type="spellStart"/>
-      <w:r>
-        <w:rPr>
-          <w:rFonts w:ascii="Segoe UI" w:hAnsi="Segoe UI" w:cs="Segoe UI"/>
-          <w:sz w:val="24"/>
-          <w:szCs w:val="24"/>
-        </w:rPr>
-        <w:t>Base_Price</w:t>
-      </w:r>
-      <w:proofErr w:type="spellEnd"/>
-      <w:r>
-        <w:rPr>
-          <w:rFonts w:ascii="Segoe UI" w:hAnsi="Segoe UI" w:cs="Segoe UI"/>
-          <w:sz w:val="24"/>
-          <w:szCs w:val="24"/>
-        </w:rPr>
-        <w:t xml:space="preserve"> - (</w:t>
-      </w:r>
-      <w:proofErr w:type="spellStart"/>
-      <w:r>
-        <w:rPr>
-          <w:rFonts w:ascii="Segoe UI" w:hAnsi="Segoe UI" w:cs="Segoe UI"/>
-          <w:sz w:val="24"/>
-          <w:szCs w:val="24"/>
-        </w:rPr>
-        <w:t>Base_Price</w:t>
-      </w:r>
-      <w:proofErr w:type="spellEnd"/>
-      <w:r>
-        <w:rPr>
-          <w:rFonts w:ascii="Segoe UI" w:hAnsi="Segoe UI" w:cs="Segoe UI"/>
-          <w:sz w:val="24"/>
-          <w:szCs w:val="24"/>
-        </w:rPr>
-        <w:t xml:space="preserve"> * </w:t>
-      </w:r>
-      <w:proofErr w:type="spellStart"/>
-      <w:r>
-        <w:rPr>
-          <w:rFonts w:ascii="Segoe UI" w:hAnsi="Segoe UI" w:cs="Segoe UI"/>
-          <w:sz w:val="24"/>
-          <w:szCs w:val="24"/>
-        </w:rPr>
-        <w:t>Total_Deduction_Percentage</w:t>
-      </w:r>
-      <w:proofErr w:type="spellEnd"/>
-      <w:r>
-        <w:rPr>
-          <w:rFonts w:ascii="Segoe UI" w:hAnsi="Segoe UI" w:cs="Segoe UI"/>
-          <w:sz w:val="24"/>
-          <w:szCs w:val="24"/>
-        </w:rPr>
-        <w:t>).</w:t>
-      </w:r>
-    </w:p>
-    <w:p>
-      <w:pPr>
-        <w:numPr>
-          <w:ilvl w:val="0"/>
-          <w:numId w:val="16"/>
-        </w:numPr>
-        <w:rPr>
-          <w:rFonts w:ascii="Segoe UI" w:hAnsi="Segoe UI" w:cs="Segoe UI"/>
-          <w:sz w:val="24"/>
-          <w:szCs w:val="24"/>
-        </w:rPr>
-      </w:pPr>
-      <w:r>
-        <w:rPr>
-          <w:rFonts w:ascii="Segoe UI" w:hAnsi="Segoe UI" w:cs="Segoe UI"/>
-          <w:sz w:val="24"/>
-          <w:szCs w:val="24"/>
-        </w:rPr>
-        <w:t xml:space="preserve">I see the final </w:t>
-      </w:r>
-      <w:proofErr w:type="spellStart"/>
-      <w:r>
-        <w:rPr>
-          <w:rFonts w:ascii="Segoe UI" w:hAnsi="Segoe UI" w:cs="Segoe UI"/>
-          <w:sz w:val="24"/>
-          <w:szCs w:val="24"/>
-        </w:rPr>
-        <w:t>Suggested_Price</w:t>
-      </w:r>
-      <w:proofErr w:type="spellEnd"/>
-      <w:r>
-        <w:rPr>
-          <w:rFonts w:ascii="Segoe UI" w:hAnsi="Segoe UI" w:cs="Segoe UI"/>
-          <w:sz w:val="24"/>
-          <w:szCs w:val="24"/>
-        </w:rPr>
-        <w:t xml:space="preserve"> and a "Recommended Range" (e.g., $19,500 - $20,500).</w:t>
-      </w:r>
-    </w:p>
-    <w:p>
-      <w:pPr>
-        <w:numPr>
-          <w:ilvl w:val="0"/>
-          <w:numId w:val="16"/>
-        </w:numPr>
-        <w:rPr>
-          <w:rFonts w:ascii="Segoe UI" w:hAnsi="Segoe UI" w:cs="Segoe UI"/>
-          <w:sz w:val="24"/>
-          <w:szCs w:val="24"/>
-        </w:rPr>
-      </w:pPr>
-      <w:r>
-        <w:rPr>
-          <w:rFonts w:ascii="Segoe UI" w:hAnsi="Segoe UI" w:cs="Segoe UI"/>
-          <w:sz w:val="24"/>
-          <w:szCs w:val="24"/>
-        </w:rPr>
-        <w:t xml:space="preserve">I have the freedom to accept the suggestion or manually enter my own </w:t>
-      </w:r>
-      <w:proofErr w:type="spellStart"/>
-      <w:r>
-        <w:rPr>
-          <w:rFonts w:ascii="Segoe UI" w:hAnsi="Segoe UI" w:cs="Segoe UI"/>
-          <w:sz w:val="24"/>
-          <w:szCs w:val="24"/>
-        </w:rPr>
-        <w:t>Listing_Price</w:t>
-      </w:r>
-      <w:proofErr w:type="spellEnd"/>
-      <w:r>
-        <w:rPr>
-          <w:rFonts w:ascii="Segoe UI" w:hAnsi="Segoe UI" w:cs="Segoe UI"/>
-          <w:sz w:val="24"/>
-          <w:szCs w:val="24"/>
-        </w:rPr>
-        <w:t>.</w:t>
       </w:r>
     </w:p>
     <w:p>
@@ -1559,17 +1073,35 @@
           <w:sz w:val="28"/>
           <w:szCs w:val="28"/>
         </w:rPr>
-        <w:lastRenderedPageBreak/>
-        <w:t>User Story: Listing Lifecycle Management</w:t>
-      </w:r>
-    </w:p>
-    <w:p>
-      <w:pPr>
+        <w:t>User Story: Reset Password</w:t>
+      </w:r>
+    </w:p>
+    <w:p>
+      <w:pPr>
+        <w:spacing w:after="0"/>
         <w:rPr>
           <w:rFonts w:ascii="Segoe UI" w:hAnsi="Segoe UI" w:cs="Segoe UI"/>
           <w:sz w:val="24"/>
           <w:szCs w:val="24"/>
           <w:rtl/>
+        </w:rPr>
+      </w:pPr>
+      <w:r>
+        <w:rPr>
+          <w:rFonts w:ascii="Segoe UI" w:hAnsi="Segoe UI" w:cs="Segoe UI"/>
+          <w:sz w:val="24"/>
+          <w:szCs w:val="24"/>
+        </w:rPr>
+        <w:t>"As a user who forgot their password, I want to reset it via email so I can regain access to my account."</w:t>
+      </w:r>
+    </w:p>
+    <w:p>
+      <w:pPr>
+        <w:spacing w:after="0"/>
+        <w:rPr>
+          <w:rFonts w:ascii="Segoe UI" w:hAnsi="Segoe UI" w:cs="Segoe UI"/>
+          <w:sz w:val="24"/>
+          <w:szCs w:val="24"/>
         </w:rPr>
       </w:pPr>
       <w:r>
@@ -1580,15 +1112,222 @@
           <w:sz w:val="24"/>
           <w:szCs w:val="24"/>
         </w:rPr>
-        <w:t>As the system,</w:t>
-      </w:r>
-      <w:r>
-        <w:rPr>
-          <w:rFonts w:ascii="Segoe UI" w:hAnsi="Segoe UI" w:cs="Segoe UI"/>
-          <w:sz w:val="24"/>
-          <w:szCs w:val="24"/>
-        </w:rPr>
-        <w:t xml:space="preserve"> I want each car listing to follow a defined lifecycle so that its status is always clear to sellers, buyers, and admins.</w:t>
+        <w:t>Scenarios:</w:t>
+      </w:r>
+    </w:p>
+    <w:p>
+      <w:pPr>
+        <w:numPr>
+          <w:ilvl w:val="0"/>
+          <w:numId w:val="40"/>
+        </w:numPr>
+        <w:spacing w:after="0"/>
+        <w:rPr>
+          <w:rFonts w:ascii="Segoe UI" w:hAnsi="Segoe UI" w:cs="Segoe UI"/>
+          <w:sz w:val="24"/>
+          <w:szCs w:val="24"/>
+        </w:rPr>
+      </w:pPr>
+      <w:r>
+        <w:rPr>
+          <w:rFonts w:ascii="Segoe UI" w:hAnsi="Segoe UI" w:cs="Segoe UI"/>
+          <w:sz w:val="24"/>
+          <w:szCs w:val="24"/>
+        </w:rPr>
+        <w:t xml:space="preserve">I </w:t>
+      </w:r>
+      <w:proofErr w:type="gramStart"/>
+      <w:r>
+        <w:rPr>
+          <w:rFonts w:ascii="Segoe UI" w:hAnsi="Segoe UI" w:cs="Segoe UI"/>
+          <w:sz w:val="24"/>
+          <w:szCs w:val="24"/>
+        </w:rPr>
+        <w:t>click</w:t>
+      </w:r>
+      <w:proofErr w:type="gramEnd"/>
+      <w:r>
+        <w:rPr>
+          <w:rFonts w:ascii="Segoe UI" w:hAnsi="Segoe UI" w:cs="Segoe UI"/>
+          <w:sz w:val="24"/>
+          <w:szCs w:val="24"/>
+        </w:rPr>
+        <w:t xml:space="preserve"> "Forgot Password" on the login screen.</w:t>
+      </w:r>
+    </w:p>
+    <w:p>
+      <w:pPr>
+        <w:numPr>
+          <w:ilvl w:val="0"/>
+          <w:numId w:val="40"/>
+        </w:numPr>
+        <w:spacing w:after="0"/>
+        <w:rPr>
+          <w:rFonts w:ascii="Segoe UI" w:hAnsi="Segoe UI" w:cs="Segoe UI"/>
+          <w:sz w:val="24"/>
+          <w:szCs w:val="24"/>
+        </w:rPr>
+      </w:pPr>
+      <w:r>
+        <w:rPr>
+          <w:rFonts w:ascii="Segoe UI" w:hAnsi="Segoe UI" w:cs="Segoe UI"/>
+          <w:sz w:val="24"/>
+          <w:szCs w:val="24"/>
+        </w:rPr>
+        <w:t xml:space="preserve">I </w:t>
+      </w:r>
+      <w:proofErr w:type="gramStart"/>
+      <w:r>
+        <w:rPr>
+          <w:rFonts w:ascii="Segoe UI" w:hAnsi="Segoe UI" w:cs="Segoe UI"/>
+          <w:sz w:val="24"/>
+          <w:szCs w:val="24"/>
+        </w:rPr>
+        <w:t>enter</w:t>
+      </w:r>
+      <w:proofErr w:type="gramEnd"/>
+      <w:r>
+        <w:rPr>
+          <w:rFonts w:ascii="Segoe UI" w:hAnsi="Segoe UI" w:cs="Segoe UI"/>
+          <w:sz w:val="24"/>
+          <w:szCs w:val="24"/>
+        </w:rPr>
+        <w:t xml:space="preserve"> my registered email.</w:t>
+      </w:r>
+    </w:p>
+    <w:p>
+      <w:pPr>
+        <w:numPr>
+          <w:ilvl w:val="0"/>
+          <w:numId w:val="40"/>
+        </w:numPr>
+        <w:spacing w:after="0"/>
+        <w:rPr>
+          <w:rFonts w:ascii="Segoe UI" w:hAnsi="Segoe UI" w:cs="Segoe UI"/>
+          <w:sz w:val="24"/>
+          <w:szCs w:val="24"/>
+        </w:rPr>
+      </w:pPr>
+      <w:r>
+        <w:rPr>
+          <w:rFonts w:ascii="Segoe UI" w:hAnsi="Segoe UI" w:cs="Segoe UI"/>
+          <w:sz w:val="24"/>
+          <w:szCs w:val="24"/>
+        </w:rPr>
+        <w:t xml:space="preserve">I </w:t>
+      </w:r>
+      <w:proofErr w:type="gramStart"/>
+      <w:r>
+        <w:rPr>
+          <w:rFonts w:ascii="Segoe UI" w:hAnsi="Segoe UI" w:cs="Segoe UI"/>
+          <w:sz w:val="24"/>
+          <w:szCs w:val="24"/>
+        </w:rPr>
+        <w:t>receive</w:t>
+      </w:r>
+      <w:proofErr w:type="gramEnd"/>
+      <w:r>
+        <w:rPr>
+          <w:rFonts w:ascii="Segoe UI" w:hAnsi="Segoe UI" w:cs="Segoe UI"/>
+          <w:sz w:val="24"/>
+          <w:szCs w:val="24"/>
+        </w:rPr>
+        <w:t xml:space="preserve"> an email with a secure reset link (or OTP).</w:t>
+      </w:r>
+    </w:p>
+    <w:p>
+      <w:pPr>
+        <w:numPr>
+          <w:ilvl w:val="0"/>
+          <w:numId w:val="40"/>
+        </w:numPr>
+        <w:spacing w:after="0"/>
+        <w:rPr>
+          <w:rFonts w:ascii="Segoe UI" w:hAnsi="Segoe UI" w:cs="Segoe UI"/>
+          <w:sz w:val="24"/>
+          <w:szCs w:val="24"/>
+        </w:rPr>
+      </w:pPr>
+      <w:r>
+        <w:rPr>
+          <w:rFonts w:ascii="Segoe UI" w:hAnsi="Segoe UI" w:cs="Segoe UI"/>
+          <w:sz w:val="24"/>
+          <w:szCs w:val="24"/>
+        </w:rPr>
+        <w:t>I can set a new password and log in successfully.</w:t>
+      </w:r>
+    </w:p>
+    <w:p>
+      <w:pPr>
+        <w:rPr>
+          <w:rFonts w:ascii="Segoe UI" w:hAnsi="Segoe UI" w:cs="Segoe UI"/>
+          <w:sz w:val="24"/>
+          <w:szCs w:val="24"/>
+        </w:rPr>
+      </w:pPr>
+      <w:r>
+        <w:rPr>
+          <w:rFonts w:ascii="Segoe UI" w:hAnsi="Segoe UI" w:cs="Segoe UI"/>
+          <w:sz w:val="24"/>
+          <w:szCs w:val="24"/>
+        </w:rPr>
+        <w:pict w14:anchorId="33FB9D88">
+          <v:rect id="_x0000_i1075" style="width:0;height:1.5pt" o:hralign="center" o:hrstd="t" o:hr="t" fillcolor="#a0a0a0" stroked="f"/>
+        </w:pict>
+      </w:r>
+    </w:p>
+    <w:p>
+      <w:pPr>
+        <w:pStyle w:val="Heading1"/>
+        <w:rPr>
+          <w:rFonts w:ascii="Segoe UI" w:hAnsi="Segoe UI" w:cs="Segoe UI"/>
+          <w:sz w:val="36"/>
+          <w:szCs w:val="36"/>
+        </w:rPr>
+      </w:pPr>
+      <w:r>
+        <w:rPr>
+          <w:rFonts w:ascii="Segoe UI" w:hAnsi="Segoe UI" w:cs="Segoe UI"/>
+          <w:sz w:val="36"/>
+          <w:szCs w:val="36"/>
+        </w:rPr>
+        <w:lastRenderedPageBreak/>
+        <w:t>5.2. Seller Features</w:t>
+      </w:r>
+    </w:p>
+    <w:p>
+      <w:pPr>
+        <w:pStyle w:val="Heading2"/>
+        <w:rPr>
+          <w:rFonts w:ascii="Segoe UI" w:hAnsi="Segoe UI" w:cs="Segoe UI"/>
+          <w:sz w:val="28"/>
+          <w:szCs w:val="28"/>
+        </w:rPr>
+      </w:pPr>
+      <w:r>
+        <w:rPr>
+          <w:rFonts w:ascii="Segoe UI" w:hAnsi="Segoe UI" w:cs="Segoe UI"/>
+          <w:sz w:val="28"/>
+          <w:szCs w:val="28"/>
+        </w:rPr>
+        <w:t>User Story: Add Car Listing</w:t>
+      </w:r>
+    </w:p>
+    <w:p>
+      <w:pPr>
+        <w:rPr>
+          <w:rFonts w:ascii="Segoe UI" w:hAnsi="Segoe UI" w:cs="Segoe UI"/>
+          <w:sz w:val="24"/>
+          <w:szCs w:val="24"/>
+        </w:rPr>
+      </w:pPr>
+      <w:r>
+        <w:rPr>
+          <w:rFonts w:ascii="Segoe UI" w:hAnsi="Segoe UI" w:cs="Segoe UI"/>
+          <w:sz w:val="24"/>
+          <w:szCs w:val="24"/>
+        </w:rPr>
+        <w:t>"As a seller, I want to add my car for sale through an easy, organized, multi-step process."</w:t>
       </w:r>
     </w:p>
     <w:p>
@@ -1612,188 +1351,217 @@
     </w:p>
     <w:p>
       <w:pPr>
-        <w:pStyle w:val="NormalWeb"/>
         <w:numPr>
           <w:ilvl w:val="0"/>
-          <w:numId w:val="17"/>
+          <w:numId w:val="15"/>
         </w:numPr>
-        <w:spacing w:line="276" w:lineRule="auto"/>
-        <w:rPr>
-          <w:rFonts w:ascii="Segoe UI" w:hAnsi="Segoe UI" w:cs="Segoe UI"/>
-        </w:rPr>
-      </w:pPr>
-      <w:r>
-        <w:rPr>
-          <w:rFonts w:ascii="Segoe UI" w:hAnsi="Segoe UI" w:cs="Segoe UI"/>
-        </w:rPr>
-        <w:t xml:space="preserve">When a seller submits a new listing, its status becomes </w:t>
-      </w:r>
-      <w:r>
-        <w:rPr>
-          <w:rStyle w:val="Strong"/>
-          <w:rFonts w:ascii="Segoe UI" w:hAnsi="Segoe UI" w:cs="Segoe UI"/>
-        </w:rPr>
-        <w:t>Pending Approval</w:t>
-      </w:r>
-      <w:r>
-        <w:rPr>
-          <w:rFonts w:ascii="Segoe UI" w:hAnsi="Segoe UI" w:cs="Segoe UI"/>
-        </w:rPr>
-        <w:t>.</w:t>
-      </w:r>
-    </w:p>
-    <w:p>
-      <w:pPr>
-        <w:pStyle w:val="NormalWeb"/>
+        <w:rPr>
+          <w:rFonts w:ascii="Segoe UI" w:hAnsi="Segoe UI" w:cs="Segoe UI"/>
+          <w:sz w:val="24"/>
+          <w:szCs w:val="24"/>
+        </w:rPr>
+      </w:pPr>
+      <w:r>
+        <w:rPr>
+          <w:rFonts w:ascii="Segoe UI" w:hAnsi="Segoe UI" w:cs="Segoe UI"/>
+          <w:sz w:val="24"/>
+          <w:szCs w:val="24"/>
+        </w:rPr>
+        <w:t>I can fill out a multi-step (wizard) form.</w:t>
+      </w:r>
+    </w:p>
+    <w:p>
+      <w:pPr>
         <w:numPr>
           <w:ilvl w:val="0"/>
-          <w:numId w:val="17"/>
+          <w:numId w:val="15"/>
         </w:numPr>
-        <w:spacing w:line="276" w:lineRule="auto"/>
-        <w:rPr>
-          <w:rFonts w:ascii="Segoe UI" w:hAnsi="Segoe UI" w:cs="Segoe UI"/>
-        </w:rPr>
-      </w:pPr>
-      <w:r>
-        <w:rPr>
-          <w:rFonts w:ascii="Segoe UI" w:hAnsi="Segoe UI" w:cs="Segoe UI"/>
-        </w:rPr>
-        <w:t xml:space="preserve">An admin can approve a pending listing, making it </w:t>
-      </w:r>
-      <w:r>
-        <w:rPr>
-          <w:rStyle w:val="Strong"/>
-          <w:rFonts w:ascii="Segoe UI" w:hAnsi="Segoe UI" w:cs="Segoe UI"/>
-        </w:rPr>
-        <w:t>Active</w:t>
-      </w:r>
-      <w:r>
-        <w:rPr>
-          <w:rFonts w:ascii="Segoe UI" w:hAnsi="Segoe UI" w:cs="Segoe UI"/>
-        </w:rPr>
-        <w:t>.</w:t>
-      </w:r>
-    </w:p>
-    <w:p>
-      <w:pPr>
-        <w:pStyle w:val="NormalWeb"/>
+        <w:rPr>
+          <w:rFonts w:ascii="Segoe UI" w:hAnsi="Segoe UI" w:cs="Segoe UI"/>
+          <w:sz w:val="24"/>
+          <w:szCs w:val="24"/>
+        </w:rPr>
+      </w:pPr>
+      <w:r>
+        <w:rPr>
+          <w:rFonts w:ascii="Segoe UI" w:hAnsi="Segoe UI" w:cs="Segoe UI"/>
+          <w:b/>
+          <w:bCs/>
+          <w:sz w:val="24"/>
+          <w:szCs w:val="24"/>
+        </w:rPr>
+        <w:t>Step 1:</w:t>
+      </w:r>
+      <w:r>
+        <w:rPr>
+          <w:rFonts w:ascii="Segoe UI" w:hAnsi="Segoe UI" w:cs="Segoe UI"/>
+          <w:sz w:val="24"/>
+          <w:szCs w:val="24"/>
+        </w:rPr>
+        <w:t xml:space="preserve"> Enter core specifications (Make, Model, Year, Mileage, etc.).</w:t>
+      </w:r>
+    </w:p>
+    <w:p>
+      <w:pPr>
         <w:numPr>
           <w:ilvl w:val="0"/>
-          <w:numId w:val="17"/>
+          <w:numId w:val="15"/>
         </w:numPr>
-        <w:spacing w:line="276" w:lineRule="auto"/>
-        <w:rPr>
-          <w:rFonts w:ascii="Segoe UI" w:hAnsi="Segoe UI" w:cs="Segoe UI"/>
-        </w:rPr>
-      </w:pPr>
-      <w:r>
-        <w:rPr>
-          <w:rFonts w:ascii="Segoe UI" w:hAnsi="Segoe UI" w:cs="Segoe UI"/>
-        </w:rPr>
-        <w:t xml:space="preserve">An admin can reject a listing, changing its status to </w:t>
-      </w:r>
-      <w:r>
-        <w:rPr>
-          <w:rStyle w:val="Strong"/>
-          <w:rFonts w:ascii="Segoe UI" w:hAnsi="Segoe UI" w:cs="Segoe UI"/>
-        </w:rPr>
-        <w:t>Rejected</w:t>
-      </w:r>
-      <w:r>
-        <w:rPr>
-          <w:rFonts w:ascii="Segoe UI" w:hAnsi="Segoe UI" w:cs="Segoe UI"/>
-        </w:rPr>
-        <w:t xml:space="preserve"> with a reason.</w:t>
-      </w:r>
-    </w:p>
-    <w:p>
-      <w:pPr>
-        <w:pStyle w:val="NormalWeb"/>
+        <w:rPr>
+          <w:rFonts w:ascii="Segoe UI" w:hAnsi="Segoe UI" w:cs="Segoe UI"/>
+          <w:sz w:val="24"/>
+          <w:szCs w:val="24"/>
+        </w:rPr>
+      </w:pPr>
+      <w:r>
+        <w:rPr>
+          <w:rFonts w:ascii="Segoe UI" w:hAnsi="Segoe UI" w:cs="Segoe UI"/>
+          <w:b/>
+          <w:bCs/>
+          <w:sz w:val="24"/>
+          <w:szCs w:val="24"/>
+        </w:rPr>
+        <w:t>Step 2:</w:t>
+      </w:r>
+      <w:r>
+        <w:rPr>
+          <w:rFonts w:ascii="Segoe UI" w:hAnsi="Segoe UI" w:cs="Segoe UI"/>
+          <w:sz w:val="24"/>
+          <w:szCs w:val="24"/>
+        </w:rPr>
+        <w:t xml:space="preserve"> Upload 3 to 10 photos of the car.</w:t>
+      </w:r>
+    </w:p>
+    <w:p>
+      <w:pPr>
         <w:numPr>
           <w:ilvl w:val="0"/>
-          <w:numId w:val="17"/>
+          <w:numId w:val="15"/>
         </w:numPr>
-        <w:spacing w:line="276" w:lineRule="auto"/>
-        <w:rPr>
-          <w:rFonts w:ascii="Segoe UI" w:hAnsi="Segoe UI" w:cs="Segoe UI"/>
-        </w:rPr>
-      </w:pPr>
-      <w:r>
-        <w:rPr>
-          <w:rFonts w:ascii="Segoe UI" w:hAnsi="Segoe UI" w:cs="Segoe UI"/>
-        </w:rPr>
-        <w:t>A rejected listing can be edited by the seller and resubmitted for approval.</w:t>
-      </w:r>
-    </w:p>
-    <w:p>
-      <w:pPr>
-        <w:pStyle w:val="NormalWeb"/>
+        <w:rPr>
+          <w:rFonts w:ascii="Segoe UI" w:hAnsi="Segoe UI" w:cs="Segoe UI"/>
+          <w:sz w:val="24"/>
+          <w:szCs w:val="24"/>
+        </w:rPr>
+      </w:pPr>
+      <w:r>
+        <w:rPr>
+          <w:rFonts w:ascii="Segoe UI" w:hAnsi="Segoe UI" w:cs="Segoe UI"/>
+          <w:b/>
+          <w:bCs/>
+          <w:sz w:val="24"/>
+          <w:szCs w:val="24"/>
+        </w:rPr>
+        <w:t>Step 3:</w:t>
+      </w:r>
+      <w:r>
+        <w:rPr>
+          <w:rFonts w:ascii="Segoe UI" w:hAnsi="Segoe UI" w:cs="Segoe UI"/>
+          <w:sz w:val="24"/>
+          <w:szCs w:val="24"/>
+        </w:rPr>
+        <w:t xml:space="preserve"> Fill out a detailed "Condition Checklist" (e.g., Engine, Transmission, Body, Interior).</w:t>
+      </w:r>
+    </w:p>
+    <w:p>
+      <w:pPr>
+        <w:pStyle w:val="Heading2"/>
+        <w:rPr>
+          <w:rFonts w:ascii="Segoe UI" w:hAnsi="Segoe UI" w:cs="Segoe UI"/>
+          <w:sz w:val="28"/>
+          <w:szCs w:val="28"/>
+        </w:rPr>
+      </w:pPr>
+      <w:r>
+        <w:rPr>
+          <w:rFonts w:ascii="Segoe UI" w:hAnsi="Segoe UI" w:cs="Segoe UI"/>
+          <w:sz w:val="28"/>
+          <w:szCs w:val="28"/>
+        </w:rPr>
+        <w:t>User Story: Receive AI Price Suggestion</w:t>
+      </w:r>
+    </w:p>
+    <w:p>
+      <w:pPr>
+        <w:rPr>
+          <w:rFonts w:ascii="Segoe UI" w:hAnsi="Segoe UI" w:cs="Segoe UI"/>
+          <w:sz w:val="24"/>
+          <w:szCs w:val="24"/>
+        </w:rPr>
+      </w:pPr>
+      <w:r>
+        <w:rPr>
+          <w:rFonts w:ascii="Segoe UI" w:hAnsi="Segoe UI" w:cs="Segoe UI"/>
+          <w:sz w:val="24"/>
+          <w:szCs w:val="24"/>
+        </w:rPr>
+        <w:t>"As a seller, after entering all data, I want the system to suggest a smart price for my car based on its actual condition."</w:t>
+      </w:r>
+    </w:p>
+    <w:p>
+      <w:pPr>
+        <w:rPr>
+          <w:rFonts w:ascii="Segoe UI" w:hAnsi="Segoe UI" w:cs="Segoe UI"/>
+          <w:sz w:val="24"/>
+          <w:szCs w:val="24"/>
+        </w:rPr>
+      </w:pPr>
+      <w:r>
+        <w:rPr>
+          <w:rFonts w:ascii="Segoe UI" w:hAnsi="Segoe UI" w:cs="Segoe UI"/>
+          <w:b/>
+          <w:bCs/>
+          <w:sz w:val="24"/>
+          <w:szCs w:val="24"/>
+        </w:rPr>
+        <w:t>Scenarios:</w:t>
+      </w:r>
+    </w:p>
+    <w:p>
+      <w:pPr>
         <w:numPr>
           <w:ilvl w:val="0"/>
-          <w:numId w:val="17"/>
+          <w:numId w:val="16"/>
         </w:numPr>
-        <w:spacing w:line="276" w:lineRule="auto"/>
-        <w:rPr>
-          <w:rFonts w:ascii="Segoe UI" w:hAnsi="Segoe UI" w:cs="Segoe UI"/>
-        </w:rPr>
-      </w:pPr>
-      <w:r>
-        <w:rPr>
-          <w:rFonts w:ascii="Segoe UI" w:hAnsi="Segoe UI" w:cs="Segoe UI"/>
-        </w:rPr>
-        <w:t xml:space="preserve">A seller can mark an active listing as </w:t>
-      </w:r>
-      <w:r>
-        <w:rPr>
-          <w:rStyle w:val="Strong"/>
-          <w:rFonts w:ascii="Segoe UI" w:hAnsi="Segoe UI" w:cs="Segoe UI"/>
-        </w:rPr>
-        <w:t>Sold</w:t>
-      </w:r>
-      <w:r>
-        <w:rPr>
-          <w:rFonts w:ascii="Segoe UI" w:hAnsi="Segoe UI" w:cs="Segoe UI"/>
-        </w:rPr>
-        <w:t>, closing the listing.</w:t>
-      </w:r>
-    </w:p>
-    <w:p>
-      <w:pPr>
-        <w:pStyle w:val="Heading2"/>
-        <w:rPr>
-          <w:rFonts w:ascii="Segoe UI" w:hAnsi="Segoe UI" w:cs="Segoe UI"/>
-          <w:sz w:val="28"/>
-          <w:szCs w:val="28"/>
-        </w:rPr>
-      </w:pPr>
-      <w:r>
-        <w:rPr>
-          <w:rFonts w:ascii="Segoe UI" w:hAnsi="Segoe UI" w:cs="Segoe UI"/>
-          <w:sz w:val="28"/>
-          <w:szCs w:val="28"/>
-        </w:rPr>
-        <w:t>User Story: Manage My Listings</w:t>
-      </w:r>
-    </w:p>
-    <w:p>
-      <w:pPr>
-        <w:rPr>
-          <w:rFonts w:ascii="Segoe UI" w:hAnsi="Segoe UI" w:cs="Segoe UI"/>
-          <w:sz w:val="24"/>
-          <w:szCs w:val="24"/>
-        </w:rPr>
-      </w:pPr>
-      <w:r>
-        <w:rPr>
-          <w:rFonts w:ascii="Segoe UI" w:hAnsi="Segoe UI" w:cs="Segoe UI"/>
-          <w:sz w:val="24"/>
-          <w:szCs w:val="24"/>
-        </w:rPr>
-        <w:t>"As a seller, I want to view and manage all the cars I have listed."</w:t>
-      </w:r>
-    </w:p>
-    <w:p>
-      <w:pPr>
+        <w:rPr>
+          <w:rFonts w:ascii="Segoe UI" w:hAnsi="Segoe UI" w:cs="Segoe UI"/>
+          <w:sz w:val="24"/>
+          <w:szCs w:val="24"/>
+        </w:rPr>
+      </w:pPr>
+      <w:r>
+        <w:rPr>
+          <w:rFonts w:ascii="Segoe UI" w:hAnsi="Segoe UI" w:cs="Segoe UI"/>
+          <w:sz w:val="24"/>
+          <w:szCs w:val="24"/>
+        </w:rPr>
+        <w:t xml:space="preserve">After </w:t>
+      </w:r>
+      <w:proofErr w:type="gramStart"/>
+      <w:r>
+        <w:rPr>
+          <w:rFonts w:ascii="Segoe UI" w:hAnsi="Segoe UI" w:cs="Segoe UI"/>
+          <w:sz w:val="24"/>
+          <w:szCs w:val="24"/>
+        </w:rPr>
+        <w:t>filling</w:t>
+      </w:r>
+      <w:proofErr w:type="gramEnd"/>
+      <w:r>
+        <w:rPr>
+          <w:rFonts w:ascii="Segoe UI" w:hAnsi="Segoe UI" w:cs="Segoe UI"/>
+          <w:sz w:val="24"/>
+          <w:szCs w:val="24"/>
+        </w:rPr>
+        <w:t xml:space="preserve"> the form, I click "Suggest a Price".</w:t>
+      </w:r>
+    </w:p>
+    <w:p>
+      <w:pPr>
+        <w:numPr>
+          <w:ilvl w:val="0"/>
+          <w:numId w:val="16"/>
+        </w:numPr>
         <w:rPr>
           <w:rFonts w:ascii="Segoe UI" w:hAnsi="Segoe UI" w:cs="Segoe UI"/>
           <w:sz w:val="24"/>
@@ -1808,99 +1576,315 @@
           <w:sz w:val="24"/>
           <w:szCs w:val="24"/>
         </w:rPr>
-        <w:t>Scenarios:</w:t>
+        <w:t>(Backend Logic):</w:t>
+      </w:r>
+      <w:r>
+        <w:rPr>
+          <w:rFonts w:ascii="Segoe UI" w:hAnsi="Segoe UI" w:cs="Segoe UI"/>
+          <w:sz w:val="24"/>
+          <w:szCs w:val="24"/>
+        </w:rPr>
+        <w:t xml:space="preserve"> The system calculates a </w:t>
+      </w:r>
+      <w:proofErr w:type="spellStart"/>
+      <w:r>
+        <w:rPr>
+          <w:rFonts w:ascii="Segoe UI" w:hAnsi="Segoe UI" w:cs="Segoe UI"/>
+          <w:sz w:val="24"/>
+          <w:szCs w:val="24"/>
+        </w:rPr>
+        <w:t>Total_Deduction_Percentage</w:t>
+      </w:r>
+      <w:proofErr w:type="spellEnd"/>
+      <w:r>
+        <w:rPr>
+          <w:rFonts w:ascii="Segoe UI" w:hAnsi="Segoe UI" w:cs="Segoe UI"/>
+          <w:sz w:val="24"/>
+          <w:szCs w:val="24"/>
+        </w:rPr>
+        <w:t xml:space="preserve"> based on the condition checkboxes selected (e.g., Engine fault adds 15%, deep scratches add 5% = 20% total).</w:t>
       </w:r>
     </w:p>
     <w:p>
       <w:pPr>
         <w:numPr>
           <w:ilvl w:val="0"/>
-          <w:numId w:val="17"/>
+          <w:numId w:val="16"/>
         </w:numPr>
-        <w:spacing w:line="240" w:lineRule="auto"/>
-        <w:rPr>
-          <w:rFonts w:ascii="Segoe UI" w:hAnsi="Segoe UI" w:cs="Segoe UI"/>
-          <w:sz w:val="24"/>
-          <w:szCs w:val="24"/>
-        </w:rPr>
-      </w:pPr>
-      <w:r>
-        <w:rPr>
-          <w:rFonts w:ascii="Segoe UI" w:hAnsi="Segoe UI" w:cs="Segoe UI"/>
-          <w:sz w:val="24"/>
-          <w:szCs w:val="24"/>
-        </w:rPr>
-        <w:t>I can see a list of my cars with their status (Pending, Active, Sold).</w:t>
+        <w:rPr>
+          <w:rFonts w:ascii="Segoe UI" w:hAnsi="Segoe UI" w:cs="Segoe UI"/>
+          <w:sz w:val="24"/>
+          <w:szCs w:val="24"/>
+        </w:rPr>
+      </w:pPr>
+      <w:r>
+        <w:rPr>
+          <w:rFonts w:ascii="Segoe UI" w:hAnsi="Segoe UI" w:cs="Segoe UI"/>
+          <w:b/>
+          <w:bCs/>
+          <w:sz w:val="24"/>
+          <w:szCs w:val="24"/>
+        </w:rPr>
+        <w:t>(ML/BE Interaction):</w:t>
+      </w:r>
+      <w:r>
+        <w:rPr>
+          <w:rFonts w:ascii="Segoe UI" w:hAnsi="Segoe UI" w:cs="Segoe UI"/>
+          <w:sz w:val="24"/>
+          <w:szCs w:val="24"/>
+        </w:rPr>
+        <w:t xml:space="preserve"> The Backend requests a </w:t>
+      </w:r>
+      <w:proofErr w:type="spellStart"/>
+      <w:r>
+        <w:rPr>
+          <w:rFonts w:ascii="Segoe UI" w:hAnsi="Segoe UI" w:cs="Segoe UI"/>
+          <w:sz w:val="24"/>
+          <w:szCs w:val="24"/>
+        </w:rPr>
+        <w:t>Base_Price</w:t>
+      </w:r>
+      <w:proofErr w:type="spellEnd"/>
+      <w:r>
+        <w:rPr>
+          <w:rFonts w:ascii="Segoe UI" w:hAnsi="Segoe UI" w:cs="Segoe UI"/>
+          <w:sz w:val="24"/>
+          <w:szCs w:val="24"/>
+        </w:rPr>
+        <w:t xml:space="preserve"> (for a car in perfect condition) from </w:t>
+      </w:r>
+      <w:proofErr w:type="gramStart"/>
+      <w:r>
+        <w:rPr>
+          <w:rFonts w:ascii="Segoe UI" w:hAnsi="Segoe UI" w:cs="Segoe UI"/>
+          <w:sz w:val="24"/>
+          <w:szCs w:val="24"/>
+        </w:rPr>
+        <w:t>the ML</w:t>
+      </w:r>
+      <w:proofErr w:type="gramEnd"/>
+      <w:r>
+        <w:rPr>
+          <w:rFonts w:ascii="Segoe UI" w:hAnsi="Segoe UI" w:cs="Segoe UI"/>
+          <w:sz w:val="24"/>
+          <w:szCs w:val="24"/>
+        </w:rPr>
+        <w:t xml:space="preserve"> API.</w:t>
       </w:r>
     </w:p>
     <w:p>
       <w:pPr>
         <w:numPr>
           <w:ilvl w:val="0"/>
-          <w:numId w:val="17"/>
+          <w:numId w:val="16"/>
         </w:numPr>
-        <w:spacing w:line="240" w:lineRule="auto"/>
-        <w:rPr>
-          <w:rFonts w:ascii="Segoe UI" w:hAnsi="Segoe UI" w:cs="Segoe UI"/>
-          <w:sz w:val="24"/>
-          <w:szCs w:val="24"/>
-        </w:rPr>
-      </w:pPr>
-      <w:r>
-        <w:rPr>
-          <w:rFonts w:ascii="Segoe UI" w:hAnsi="Segoe UI" w:cs="Segoe UI"/>
-          <w:sz w:val="24"/>
-          <w:szCs w:val="24"/>
-        </w:rPr>
-        <w:t>I can "Edit" an active listing (which may require re-approval).</w:t>
+        <w:rPr>
+          <w:rFonts w:ascii="Segoe UI" w:hAnsi="Segoe UI" w:cs="Segoe UI"/>
+          <w:sz w:val="24"/>
+          <w:szCs w:val="24"/>
+        </w:rPr>
+      </w:pPr>
+      <w:r>
+        <w:rPr>
+          <w:rFonts w:ascii="Segoe UI" w:hAnsi="Segoe UI" w:cs="Segoe UI"/>
+          <w:b/>
+          <w:bCs/>
+          <w:sz w:val="24"/>
+          <w:szCs w:val="24"/>
+        </w:rPr>
+        <w:t>(Backend Logic):</w:t>
+      </w:r>
+      <w:r>
+        <w:rPr>
+          <w:rFonts w:ascii="Segoe UI" w:hAnsi="Segoe UI" w:cs="Segoe UI"/>
+          <w:sz w:val="24"/>
+          <w:szCs w:val="24"/>
+        </w:rPr>
+        <w:t xml:space="preserve"> The Backend applies the formula: </w:t>
+      </w:r>
+      <w:proofErr w:type="spellStart"/>
+      <w:r>
+        <w:rPr>
+          <w:rFonts w:ascii="Segoe UI" w:hAnsi="Segoe UI" w:cs="Segoe UI"/>
+          <w:sz w:val="24"/>
+          <w:szCs w:val="24"/>
+        </w:rPr>
+        <w:t>Suggested_Price</w:t>
+      </w:r>
+      <w:proofErr w:type="spellEnd"/>
+      <w:r>
+        <w:rPr>
+          <w:rFonts w:ascii="Segoe UI" w:hAnsi="Segoe UI" w:cs="Segoe UI"/>
+          <w:sz w:val="24"/>
+          <w:szCs w:val="24"/>
+        </w:rPr>
+        <w:t xml:space="preserve"> = </w:t>
+      </w:r>
+      <w:proofErr w:type="spellStart"/>
+      <w:r>
+        <w:rPr>
+          <w:rFonts w:ascii="Segoe UI" w:hAnsi="Segoe UI" w:cs="Segoe UI"/>
+          <w:sz w:val="24"/>
+          <w:szCs w:val="24"/>
+        </w:rPr>
+        <w:t>Base_Price</w:t>
+      </w:r>
+      <w:proofErr w:type="spellEnd"/>
+      <w:r>
+        <w:rPr>
+          <w:rFonts w:ascii="Segoe UI" w:hAnsi="Segoe UI" w:cs="Segoe UI"/>
+          <w:sz w:val="24"/>
+          <w:szCs w:val="24"/>
+        </w:rPr>
+        <w:t xml:space="preserve"> - (</w:t>
+      </w:r>
+      <w:proofErr w:type="spellStart"/>
+      <w:r>
+        <w:rPr>
+          <w:rFonts w:ascii="Segoe UI" w:hAnsi="Segoe UI" w:cs="Segoe UI"/>
+          <w:sz w:val="24"/>
+          <w:szCs w:val="24"/>
+        </w:rPr>
+        <w:t>Base_Price</w:t>
+      </w:r>
+      <w:proofErr w:type="spellEnd"/>
+      <w:r>
+        <w:rPr>
+          <w:rFonts w:ascii="Segoe UI" w:hAnsi="Segoe UI" w:cs="Segoe UI"/>
+          <w:sz w:val="24"/>
+          <w:szCs w:val="24"/>
+        </w:rPr>
+        <w:t xml:space="preserve"> * </w:t>
+      </w:r>
+      <w:proofErr w:type="spellStart"/>
+      <w:r>
+        <w:rPr>
+          <w:rFonts w:ascii="Segoe UI" w:hAnsi="Segoe UI" w:cs="Segoe UI"/>
+          <w:sz w:val="24"/>
+          <w:szCs w:val="24"/>
+        </w:rPr>
+        <w:t>Total_Deduction_Percentage</w:t>
+      </w:r>
+      <w:proofErr w:type="spellEnd"/>
+      <w:r>
+        <w:rPr>
+          <w:rFonts w:ascii="Segoe UI" w:hAnsi="Segoe UI" w:cs="Segoe UI"/>
+          <w:sz w:val="24"/>
+          <w:szCs w:val="24"/>
+        </w:rPr>
+        <w:t>).</w:t>
       </w:r>
     </w:p>
     <w:p>
       <w:pPr>
         <w:numPr>
           <w:ilvl w:val="0"/>
-          <w:numId w:val="17"/>
+          <w:numId w:val="16"/>
         </w:numPr>
-        <w:spacing w:line="240" w:lineRule="auto"/>
-        <w:rPr>
-          <w:rFonts w:ascii="Segoe UI" w:hAnsi="Segoe UI" w:cs="Segoe UI"/>
-          <w:sz w:val="24"/>
-          <w:szCs w:val="24"/>
-        </w:rPr>
-      </w:pPr>
-      <w:r>
-        <w:rPr>
-          <w:rFonts w:ascii="Segoe UI" w:hAnsi="Segoe UI" w:cs="Segoe UI"/>
-          <w:sz w:val="24"/>
-          <w:szCs w:val="24"/>
-        </w:rPr>
-        <w:t>I can "Delete" a listing.</w:t>
+        <w:rPr>
+          <w:rFonts w:ascii="Segoe UI" w:hAnsi="Segoe UI" w:cs="Segoe UI"/>
+          <w:sz w:val="24"/>
+          <w:szCs w:val="24"/>
+        </w:rPr>
+      </w:pPr>
+      <w:r>
+        <w:rPr>
+          <w:rFonts w:ascii="Segoe UI" w:hAnsi="Segoe UI" w:cs="Segoe UI"/>
+          <w:sz w:val="24"/>
+          <w:szCs w:val="24"/>
+        </w:rPr>
+        <w:t xml:space="preserve">I see the final </w:t>
+      </w:r>
+      <w:proofErr w:type="spellStart"/>
+      <w:r>
+        <w:rPr>
+          <w:rFonts w:ascii="Segoe UI" w:hAnsi="Segoe UI" w:cs="Segoe UI"/>
+          <w:sz w:val="24"/>
+          <w:szCs w:val="24"/>
+        </w:rPr>
+        <w:t>Suggested_Price</w:t>
+      </w:r>
+      <w:proofErr w:type="spellEnd"/>
+      <w:r>
+        <w:rPr>
+          <w:rFonts w:ascii="Segoe UI" w:hAnsi="Segoe UI" w:cs="Segoe UI"/>
+          <w:sz w:val="24"/>
+          <w:szCs w:val="24"/>
+        </w:rPr>
+        <w:t xml:space="preserve"> and a "Recommended Range" (e.g., $19,500 - $20,500).</w:t>
       </w:r>
     </w:p>
     <w:p>
       <w:pPr>
         <w:numPr>
           <w:ilvl w:val="0"/>
-          <w:numId w:val="17"/>
+          <w:numId w:val="16"/>
         </w:numPr>
-        <w:spacing w:line="240" w:lineRule="auto"/>
-        <w:rPr>
-          <w:rFonts w:ascii="Segoe UI" w:hAnsi="Segoe UI" w:cs="Segoe UI"/>
-          <w:sz w:val="24"/>
-          <w:szCs w:val="24"/>
-        </w:rPr>
-      </w:pPr>
-      <w:r>
-        <w:rPr>
-          <w:rFonts w:ascii="Segoe UI" w:hAnsi="Segoe UI" w:cs="Segoe UI"/>
-          <w:sz w:val="24"/>
-          <w:szCs w:val="24"/>
-        </w:rPr>
-        <w:t>I can "Mark as Sold" or "Hide" a listing.</w:t>
-      </w:r>
-    </w:p>
-    <w:p>
-      <w:pPr>
+        <w:rPr>
+          <w:rFonts w:ascii="Segoe UI" w:hAnsi="Segoe UI" w:cs="Segoe UI"/>
+          <w:sz w:val="24"/>
+          <w:szCs w:val="24"/>
+        </w:rPr>
+      </w:pPr>
+      <w:r>
+        <w:rPr>
+          <w:rFonts w:ascii="Segoe UI" w:hAnsi="Segoe UI" w:cs="Segoe UI"/>
+          <w:sz w:val="24"/>
+          <w:szCs w:val="24"/>
+        </w:rPr>
+        <w:t xml:space="preserve">I have the freedom to accept the suggestion or manually enter my own </w:t>
+      </w:r>
+      <w:proofErr w:type="spellStart"/>
+      <w:r>
+        <w:rPr>
+          <w:rFonts w:ascii="Segoe UI" w:hAnsi="Segoe UI" w:cs="Segoe UI"/>
+          <w:sz w:val="24"/>
+          <w:szCs w:val="24"/>
+        </w:rPr>
+        <w:t>Listing_Price</w:t>
+      </w:r>
+      <w:proofErr w:type="spellEnd"/>
+      <w:r>
+        <w:rPr>
+          <w:rFonts w:ascii="Segoe UI" w:hAnsi="Segoe UI" w:cs="Segoe UI"/>
+          <w:sz w:val="24"/>
+          <w:szCs w:val="24"/>
+        </w:rPr>
+        <w:t>.</w:t>
+      </w:r>
+    </w:p>
+    <w:p>
+      <w:pPr>
+        <w:rPr>
+          <w:rFonts w:ascii="Segoe UI" w:hAnsi="Segoe UI" w:cs="Segoe UI"/>
+          <w:sz w:val="24"/>
+          <w:szCs w:val="24"/>
+          <w:rtl/>
+        </w:rPr>
+      </w:pPr>
+    </w:p>
+    <w:p>
+      <w:pPr>
+        <w:rPr>
+          <w:rFonts w:ascii="Segoe UI" w:hAnsi="Segoe UI" w:cs="Segoe UI"/>
+          <w:sz w:val="24"/>
+          <w:szCs w:val="24"/>
+          <w:rtl/>
+        </w:rPr>
+      </w:pPr>
+    </w:p>
+    <w:p>
+      <w:pPr>
+        <w:rPr>
+          <w:rFonts w:ascii="Segoe UI" w:hAnsi="Segoe UI" w:cs="Segoe UI"/>
+          <w:sz w:val="24"/>
+          <w:szCs w:val="24"/>
+        </w:rPr>
+      </w:pPr>
+    </w:p>
+    <w:p>
+      <w:pPr>
+        <w:spacing w:after="0"/>
         <w:rPr>
           <w:rFonts w:ascii="Segoe UI" w:eastAsiaTheme="majorEastAsia" w:hAnsi="Segoe UI" w:cs="Segoe UI"/>
           <w:b/>
@@ -1920,7 +1904,8 @@
           <w:sz w:val="28"/>
           <w:szCs w:val="28"/>
         </w:rPr>
-        <w:t>User Story: Set Contact Preferences</w:t>
+        <w:lastRenderedPageBreak/>
+        <w:t>User Story: Listing Lifecycle Management</w:t>
       </w:r>
     </w:p>
     <w:p>
@@ -1930,23 +1915,6 @@
           <w:sz w:val="24"/>
           <w:szCs w:val="24"/>
           <w:rtl/>
-        </w:rPr>
-      </w:pPr>
-      <w:r>
-        <w:rPr>
-          <w:rFonts w:ascii="Segoe UI" w:hAnsi="Segoe UI" w:cs="Segoe UI"/>
-          <w:sz w:val="24"/>
-          <w:szCs w:val="24"/>
-        </w:rPr>
-        <w:t>"As a seller, I want to choose how buyers can contact me so that I receive inquiries through my preferred method."</w:t>
-      </w:r>
-    </w:p>
-    <w:p>
-      <w:pPr>
-        <w:rPr>
-          <w:rFonts w:ascii="Segoe UI" w:hAnsi="Segoe UI" w:cs="Segoe UI"/>
-          <w:sz w:val="24"/>
-          <w:szCs w:val="24"/>
         </w:rPr>
       </w:pPr>
       <w:r>
@@ -1957,82 +1925,462 @@
           <w:sz w:val="24"/>
           <w:szCs w:val="24"/>
         </w:rPr>
+        <w:t>As the system,</w:t>
+      </w:r>
+      <w:r>
+        <w:rPr>
+          <w:rFonts w:ascii="Segoe UI" w:hAnsi="Segoe UI" w:cs="Segoe UI"/>
+          <w:sz w:val="24"/>
+          <w:szCs w:val="24"/>
+        </w:rPr>
+        <w:t xml:space="preserve"> I want each car listing to follow a defined lifecycle so that its status is always clear to sellers, buyers, and admins.</w:t>
+      </w:r>
+    </w:p>
+    <w:p>
+      <w:pPr>
+        <w:spacing w:after="0"/>
+        <w:rPr>
+          <w:rFonts w:ascii="Segoe UI" w:hAnsi="Segoe UI" w:cs="Segoe UI"/>
+          <w:sz w:val="24"/>
+          <w:szCs w:val="24"/>
+        </w:rPr>
+      </w:pPr>
+      <w:r>
+        <w:rPr>
+          <w:rFonts w:ascii="Segoe UI" w:hAnsi="Segoe UI" w:cs="Segoe UI"/>
+          <w:b/>
+          <w:bCs/>
+          <w:sz w:val="24"/>
+          <w:szCs w:val="24"/>
+        </w:rPr>
         <w:t>Scenarios:</w:t>
       </w:r>
     </w:p>
     <w:p>
       <w:pPr>
+        <w:pStyle w:val="NormalWeb"/>
         <w:numPr>
           <w:ilvl w:val="0"/>
           <w:numId w:val="17"/>
         </w:numPr>
-        <w:spacing w:line="240" w:lineRule="auto"/>
-        <w:rPr>
-          <w:rFonts w:ascii="Segoe UI" w:hAnsi="Segoe UI" w:cs="Segoe UI"/>
-          <w:sz w:val="24"/>
-          <w:szCs w:val="24"/>
-        </w:rPr>
-      </w:pPr>
-      <w:r>
-        <w:rPr>
-          <w:rFonts w:ascii="Segoe UI" w:hAnsi="Segoe UI" w:cs="Segoe UI"/>
-          <w:sz w:val="24"/>
-          <w:szCs w:val="24"/>
-        </w:rPr>
-        <w:t xml:space="preserve">I can access my contact settings from "My Profile" or during listing creation. </w:t>
-      </w:r>
-    </w:p>
-    <w:p>
-      <w:pPr>
+        <w:spacing w:before="0" w:beforeAutospacing="0" w:line="276" w:lineRule="auto"/>
+        <w:rPr>
+          <w:rFonts w:ascii="Segoe UI" w:hAnsi="Segoe UI" w:cs="Segoe UI"/>
+        </w:rPr>
+      </w:pPr>
+      <w:r>
+        <w:rPr>
+          <w:rFonts w:ascii="Segoe UI" w:hAnsi="Segoe UI" w:cs="Segoe UI"/>
+        </w:rPr>
+        <w:t xml:space="preserve">When a seller submits a new listing, its status becomes </w:t>
+      </w:r>
+      <w:r>
+        <w:rPr>
+          <w:rStyle w:val="Strong"/>
+          <w:rFonts w:ascii="Segoe UI" w:hAnsi="Segoe UI" w:cs="Segoe UI"/>
+        </w:rPr>
+        <w:t>Pending Approval</w:t>
+      </w:r>
+      <w:r>
+        <w:rPr>
+          <w:rFonts w:ascii="Segoe UI" w:hAnsi="Segoe UI" w:cs="Segoe UI"/>
+        </w:rPr>
+        <w:t>.</w:t>
+      </w:r>
+    </w:p>
+    <w:p>
+      <w:pPr>
+        <w:pStyle w:val="NormalWeb"/>
         <w:numPr>
           <w:ilvl w:val="0"/>
           <w:numId w:val="17"/>
         </w:numPr>
-        <w:spacing w:line="240" w:lineRule="auto"/>
-        <w:rPr>
-          <w:rFonts w:ascii="Segoe UI" w:hAnsi="Segoe UI" w:cs="Segoe UI"/>
-          <w:sz w:val="24"/>
-          <w:szCs w:val="24"/>
-        </w:rPr>
-      </w:pPr>
-      <w:r>
-        <w:rPr>
-          <w:rFonts w:ascii="Segoe UI" w:hAnsi="Segoe UI" w:cs="Segoe UI"/>
-          <w:sz w:val="24"/>
-          <w:szCs w:val="24"/>
-        </w:rPr>
-        <w:t xml:space="preserve">I can choose my preferred contact method: WhatsApp, Phone Call, or Both. </w:t>
-      </w:r>
-    </w:p>
-    <w:p>
-      <w:pPr>
+        <w:spacing w:line="276" w:lineRule="auto"/>
+        <w:rPr>
+          <w:rFonts w:ascii="Segoe UI" w:hAnsi="Segoe UI" w:cs="Segoe UI"/>
+        </w:rPr>
+      </w:pPr>
+      <w:r>
+        <w:rPr>
+          <w:rFonts w:ascii="Segoe UI" w:hAnsi="Segoe UI" w:cs="Segoe UI"/>
+        </w:rPr>
+        <w:t xml:space="preserve">An admin can approve a pending listing, making it </w:t>
+      </w:r>
+      <w:r>
+        <w:rPr>
+          <w:rStyle w:val="Strong"/>
+          <w:rFonts w:ascii="Segoe UI" w:hAnsi="Segoe UI" w:cs="Segoe UI"/>
+        </w:rPr>
+        <w:t>Active</w:t>
+      </w:r>
+      <w:r>
+        <w:rPr>
+          <w:rFonts w:ascii="Segoe UI" w:hAnsi="Segoe UI" w:cs="Segoe UI"/>
+        </w:rPr>
+        <w:t>.</w:t>
+      </w:r>
+    </w:p>
+    <w:p>
+      <w:pPr>
+        <w:pStyle w:val="NormalWeb"/>
         <w:numPr>
           <w:ilvl w:val="0"/>
           <w:numId w:val="17"/>
         </w:numPr>
-        <w:spacing w:line="240" w:lineRule="auto"/>
-        <w:rPr>
-          <w:rFonts w:ascii="Segoe UI" w:hAnsi="Segoe UI" w:cs="Segoe UI"/>
-          <w:sz w:val="24"/>
-          <w:szCs w:val="24"/>
-        </w:rPr>
-      </w:pPr>
-      <w:r>
-        <w:rPr>
-          <w:rFonts w:ascii="Segoe UI" w:hAnsi="Segoe UI" w:cs="Segoe UI"/>
-          <w:sz w:val="24"/>
-          <w:szCs w:val="24"/>
-        </w:rPr>
-        <w:t xml:space="preserve">If I choose WhatsApp, I can optionally provide a WhatsApp number (if different from my registered phone number). </w:t>
-      </w:r>
-    </w:p>
-    <w:p>
-      <w:pPr>
+        <w:spacing w:line="276" w:lineRule="auto"/>
+        <w:rPr>
+          <w:rFonts w:ascii="Segoe UI" w:hAnsi="Segoe UI" w:cs="Segoe UI"/>
+        </w:rPr>
+      </w:pPr>
+      <w:r>
+        <w:rPr>
+          <w:rFonts w:ascii="Segoe UI" w:hAnsi="Segoe UI" w:cs="Segoe UI"/>
+        </w:rPr>
+        <w:t xml:space="preserve">An admin can reject a listing, changing its status to </w:t>
+      </w:r>
+      <w:r>
+        <w:rPr>
+          <w:rStyle w:val="Strong"/>
+          <w:rFonts w:ascii="Segoe UI" w:hAnsi="Segoe UI" w:cs="Segoe UI"/>
+        </w:rPr>
+        <w:t>Rejected</w:t>
+      </w:r>
+      <w:r>
+        <w:rPr>
+          <w:rFonts w:ascii="Segoe UI" w:hAnsi="Segoe UI" w:cs="Segoe UI"/>
+        </w:rPr>
+        <w:t xml:space="preserve"> with a reason.</w:t>
+      </w:r>
+    </w:p>
+    <w:p>
+      <w:pPr>
+        <w:pStyle w:val="NormalWeb"/>
         <w:numPr>
           <w:ilvl w:val="0"/>
           <w:numId w:val="17"/>
         </w:numPr>
-        <w:spacing w:line="240" w:lineRule="auto"/>
+        <w:spacing w:line="276" w:lineRule="auto"/>
+        <w:rPr>
+          <w:rFonts w:ascii="Segoe UI" w:hAnsi="Segoe UI" w:cs="Segoe UI"/>
+        </w:rPr>
+      </w:pPr>
+      <w:r>
+        <w:rPr>
+          <w:rFonts w:ascii="Segoe UI" w:hAnsi="Segoe UI" w:cs="Segoe UI"/>
+        </w:rPr>
+        <w:t>A rejected listing can be edited by the seller and resubmitted for approval.</w:t>
+      </w:r>
+    </w:p>
+    <w:p>
+      <w:pPr>
+        <w:pStyle w:val="NormalWeb"/>
+        <w:numPr>
+          <w:ilvl w:val="0"/>
+          <w:numId w:val="17"/>
+        </w:numPr>
+        <w:spacing w:line="276" w:lineRule="auto"/>
+        <w:rPr>
+          <w:rFonts w:ascii="Segoe UI" w:hAnsi="Segoe UI" w:cs="Segoe UI"/>
+        </w:rPr>
+      </w:pPr>
+      <w:r>
+        <w:rPr>
+          <w:rFonts w:ascii="Segoe UI" w:hAnsi="Segoe UI" w:cs="Segoe UI"/>
+        </w:rPr>
+        <w:t xml:space="preserve">A seller can mark an active listing as </w:t>
+      </w:r>
+      <w:r>
+        <w:rPr>
+          <w:rStyle w:val="Strong"/>
+          <w:rFonts w:ascii="Segoe UI" w:hAnsi="Segoe UI" w:cs="Segoe UI"/>
+        </w:rPr>
+        <w:t>Sold</w:t>
+      </w:r>
+      <w:r>
+        <w:rPr>
+          <w:rFonts w:ascii="Segoe UI" w:hAnsi="Segoe UI" w:cs="Segoe UI"/>
+        </w:rPr>
+        <w:t>, closing the listing.</w:t>
+      </w:r>
+    </w:p>
+    <w:p>
+      <w:pPr>
+        <w:pStyle w:val="Heading2"/>
+        <w:rPr>
+          <w:rFonts w:ascii="Segoe UI" w:hAnsi="Segoe UI" w:cs="Segoe UI"/>
+          <w:sz w:val="28"/>
+          <w:szCs w:val="28"/>
+        </w:rPr>
+      </w:pPr>
+      <w:r>
+        <w:rPr>
+          <w:rFonts w:ascii="Segoe UI" w:hAnsi="Segoe UI" w:cs="Segoe UI"/>
+          <w:sz w:val="28"/>
+          <w:szCs w:val="28"/>
+        </w:rPr>
+        <w:t>User Story: Manage My Listings</w:t>
+      </w:r>
+    </w:p>
+    <w:p>
+      <w:pPr>
+        <w:rPr>
+          <w:rFonts w:ascii="Segoe UI" w:hAnsi="Segoe UI" w:cs="Segoe UI"/>
+          <w:sz w:val="24"/>
+          <w:szCs w:val="24"/>
+        </w:rPr>
+      </w:pPr>
+      <w:r>
+        <w:rPr>
+          <w:rFonts w:ascii="Segoe UI" w:hAnsi="Segoe UI" w:cs="Segoe UI"/>
+          <w:sz w:val="24"/>
+          <w:szCs w:val="24"/>
+        </w:rPr>
+        <w:t>"As a seller, I want to view and manage all the cars I have listed."</w:t>
+      </w:r>
+    </w:p>
+    <w:p>
+      <w:pPr>
+        <w:spacing w:after="0"/>
+        <w:rPr>
+          <w:rFonts w:ascii="Segoe UI" w:hAnsi="Segoe UI" w:cs="Segoe UI"/>
+          <w:sz w:val="24"/>
+          <w:szCs w:val="24"/>
+        </w:rPr>
+      </w:pPr>
+      <w:r>
+        <w:rPr>
+          <w:rFonts w:ascii="Segoe UI" w:hAnsi="Segoe UI" w:cs="Segoe UI"/>
+          <w:b/>
+          <w:bCs/>
+          <w:sz w:val="24"/>
+          <w:szCs w:val="24"/>
+        </w:rPr>
+        <w:t>Scenarios:</w:t>
+      </w:r>
+    </w:p>
+    <w:p>
+      <w:pPr>
+        <w:numPr>
+          <w:ilvl w:val="0"/>
+          <w:numId w:val="17"/>
+        </w:numPr>
+        <w:spacing w:after="0"/>
+        <w:rPr>
+          <w:rFonts w:ascii="Segoe UI" w:hAnsi="Segoe UI" w:cs="Segoe UI"/>
+          <w:sz w:val="24"/>
+          <w:szCs w:val="24"/>
+        </w:rPr>
+      </w:pPr>
+      <w:r>
+        <w:rPr>
+          <w:rFonts w:ascii="Segoe UI" w:hAnsi="Segoe UI" w:cs="Segoe UI"/>
+          <w:sz w:val="24"/>
+          <w:szCs w:val="24"/>
+        </w:rPr>
+        <w:t>I can see a list of my cars with their status (Pending, Active, Sold).</w:t>
+      </w:r>
+    </w:p>
+    <w:p>
+      <w:pPr>
+        <w:numPr>
+          <w:ilvl w:val="0"/>
+          <w:numId w:val="17"/>
+        </w:numPr>
+        <w:spacing w:after="0"/>
+        <w:rPr>
+          <w:rFonts w:ascii="Segoe UI" w:hAnsi="Segoe UI" w:cs="Segoe UI"/>
+          <w:sz w:val="24"/>
+          <w:szCs w:val="24"/>
+        </w:rPr>
+      </w:pPr>
+      <w:r>
+        <w:rPr>
+          <w:rFonts w:ascii="Segoe UI" w:hAnsi="Segoe UI" w:cs="Segoe UI"/>
+          <w:sz w:val="24"/>
+          <w:szCs w:val="24"/>
+        </w:rPr>
+        <w:t>I can "Edit" an active listing (which may require re-approval).</w:t>
+      </w:r>
+    </w:p>
+    <w:p>
+      <w:pPr>
+        <w:numPr>
+          <w:ilvl w:val="0"/>
+          <w:numId w:val="17"/>
+        </w:numPr>
+        <w:spacing w:after="0"/>
+        <w:rPr>
+          <w:rFonts w:ascii="Segoe UI" w:hAnsi="Segoe UI" w:cs="Segoe UI"/>
+          <w:sz w:val="24"/>
+          <w:szCs w:val="24"/>
+        </w:rPr>
+      </w:pPr>
+      <w:r>
+        <w:rPr>
+          <w:rFonts w:ascii="Segoe UI" w:hAnsi="Segoe UI" w:cs="Segoe UI"/>
+          <w:sz w:val="24"/>
+          <w:szCs w:val="24"/>
+        </w:rPr>
+        <w:t>I can "Delete" a listing.</w:t>
+      </w:r>
+    </w:p>
+    <w:p>
+      <w:pPr>
+        <w:numPr>
+          <w:ilvl w:val="0"/>
+          <w:numId w:val="17"/>
+        </w:numPr>
+        <w:spacing w:after="0"/>
+        <w:rPr>
+          <w:rFonts w:ascii="Segoe UI" w:hAnsi="Segoe UI" w:cs="Segoe UI"/>
+          <w:sz w:val="24"/>
+          <w:szCs w:val="24"/>
+        </w:rPr>
+      </w:pPr>
+      <w:r>
+        <w:rPr>
+          <w:rFonts w:ascii="Segoe UI" w:hAnsi="Segoe UI" w:cs="Segoe UI"/>
+          <w:sz w:val="24"/>
+          <w:szCs w:val="24"/>
+        </w:rPr>
+        <w:t>I can "Mark as Sold" or "Hide" a listing.</w:t>
+      </w:r>
+    </w:p>
+    <w:p>
+      <w:pPr>
+        <w:spacing w:before="240" w:after="0"/>
+        <w:rPr>
+          <w:rFonts w:ascii="Segoe UI" w:eastAsiaTheme="majorEastAsia" w:hAnsi="Segoe UI" w:cs="Segoe UI"/>
+          <w:b/>
+          <w:bCs/>
+          <w:color w:val="4F81BD" w:themeColor="accent1"/>
+          <w:sz w:val="28"/>
+          <w:szCs w:val="28"/>
+          <w:rtl/>
+        </w:rPr>
+      </w:pPr>
+      <w:r>
+        <w:rPr>
+          <w:rFonts w:ascii="Segoe UI" w:eastAsiaTheme="majorEastAsia" w:hAnsi="Segoe UI" w:cs="Segoe UI"/>
+          <w:b/>
+          <w:bCs/>
+          <w:color w:val="4F81BD" w:themeColor="accent1"/>
+          <w:sz w:val="28"/>
+          <w:szCs w:val="28"/>
+        </w:rPr>
+        <w:t>User Story: Set Contact Preferences</w:t>
+      </w:r>
+    </w:p>
+    <w:p>
+      <w:pPr>
+        <w:rPr>
+          <w:rFonts w:ascii="Segoe UI" w:hAnsi="Segoe UI" w:cs="Segoe UI"/>
+          <w:sz w:val="24"/>
+          <w:szCs w:val="24"/>
+          <w:rtl/>
+        </w:rPr>
+      </w:pPr>
+      <w:r>
+        <w:rPr>
+          <w:rFonts w:ascii="Segoe UI" w:hAnsi="Segoe UI" w:cs="Segoe UI"/>
+          <w:sz w:val="24"/>
+          <w:szCs w:val="24"/>
+        </w:rPr>
+        <w:t>"As a seller, I want to choose how buyers can contact me so that I receive inquiries through my preferred method."</w:t>
+      </w:r>
+    </w:p>
+    <w:p>
+      <w:pPr>
+        <w:rPr>
+          <w:rFonts w:ascii="Segoe UI" w:hAnsi="Segoe UI" w:cs="Segoe UI"/>
+          <w:sz w:val="24"/>
+          <w:szCs w:val="24"/>
+        </w:rPr>
+      </w:pPr>
+      <w:r>
+        <w:rPr>
+          <w:rFonts w:ascii="Segoe UI" w:hAnsi="Segoe UI" w:cs="Segoe UI"/>
+          <w:b/>
+          <w:bCs/>
+          <w:sz w:val="24"/>
+          <w:szCs w:val="24"/>
+        </w:rPr>
+        <w:t>Scenarios:</w:t>
+      </w:r>
+    </w:p>
+    <w:p>
+      <w:pPr>
+        <w:numPr>
+          <w:ilvl w:val="0"/>
+          <w:numId w:val="17"/>
+        </w:numPr>
+        <w:spacing w:after="0"/>
+        <w:rPr>
+          <w:rFonts w:ascii="Segoe UI" w:hAnsi="Segoe UI" w:cs="Segoe UI"/>
+          <w:sz w:val="24"/>
+          <w:szCs w:val="24"/>
+        </w:rPr>
+      </w:pPr>
+      <w:r>
+        <w:rPr>
+          <w:rFonts w:ascii="Segoe UI" w:hAnsi="Segoe UI" w:cs="Segoe UI"/>
+          <w:sz w:val="24"/>
+          <w:szCs w:val="24"/>
+        </w:rPr>
+        <w:t xml:space="preserve">I can access my contact settings from "My Profile" or during listing creation. </w:t>
+      </w:r>
+    </w:p>
+    <w:p>
+      <w:pPr>
+        <w:numPr>
+          <w:ilvl w:val="0"/>
+          <w:numId w:val="17"/>
+        </w:numPr>
+        <w:spacing w:after="0"/>
+        <w:rPr>
+          <w:rFonts w:ascii="Segoe UI" w:hAnsi="Segoe UI" w:cs="Segoe UI"/>
+          <w:sz w:val="24"/>
+          <w:szCs w:val="24"/>
+        </w:rPr>
+      </w:pPr>
+      <w:r>
+        <w:rPr>
+          <w:rFonts w:ascii="Segoe UI" w:hAnsi="Segoe UI" w:cs="Segoe UI"/>
+          <w:sz w:val="24"/>
+          <w:szCs w:val="24"/>
+        </w:rPr>
+        <w:t xml:space="preserve">I can choose my preferred contact method: WhatsApp, Phone Call, or Both. </w:t>
+      </w:r>
+    </w:p>
+    <w:p>
+      <w:pPr>
+        <w:numPr>
+          <w:ilvl w:val="0"/>
+          <w:numId w:val="17"/>
+        </w:numPr>
+        <w:spacing w:after="0"/>
+        <w:rPr>
+          <w:rFonts w:ascii="Segoe UI" w:hAnsi="Segoe UI" w:cs="Segoe UI"/>
+          <w:sz w:val="24"/>
+          <w:szCs w:val="24"/>
+        </w:rPr>
+      </w:pPr>
+      <w:r>
+        <w:rPr>
+          <w:rFonts w:ascii="Segoe UI" w:hAnsi="Segoe UI" w:cs="Segoe UI"/>
+          <w:sz w:val="24"/>
+          <w:szCs w:val="24"/>
+        </w:rPr>
+        <w:t xml:space="preserve">If I choose WhatsApp, I can optionally provide a WhatsApp number (if different from my registered phone number). </w:t>
+      </w:r>
+    </w:p>
+    <w:p>
+      <w:pPr>
+        <w:numPr>
+          <w:ilvl w:val="0"/>
+          <w:numId w:val="17"/>
+        </w:numPr>
+        <w:spacing w:after="0"/>
         <w:rPr>
           <w:rFonts w:ascii="Segoe UI" w:hAnsi="Segoe UI" w:cs="Segoe UI"/>
           <w:sz w:val="24"/>
@@ -2073,7 +2421,7 @@
           <w:tab w:val="left" w:pos="13740"/>
           <w:tab w:val="left" w:pos="14656"/>
         </w:tabs>
-        <w:spacing w:before="120" w:after="120" w:line="240" w:lineRule="auto"/>
+        <w:spacing w:after="0"/>
         <w:rPr>
           <w:rFonts w:ascii="Segoe UI" w:eastAsia="Times New Roman" w:hAnsi="Segoe UI" w:cs="Segoe UI"/>
           <w:color w:val="383A42"/>
@@ -2112,7 +2460,6 @@
           <w:sz w:val="28"/>
           <w:szCs w:val="28"/>
         </w:rPr>
-        <w:lastRenderedPageBreak/>
         <w:t>User Story: Receive Listing Notifications</w:t>
       </w:r>
     </w:p>
@@ -2146,6 +2493,7 @@
     </w:p>
     <w:p>
       <w:pPr>
+        <w:spacing w:after="0"/>
         <w:rPr>
           <w:rFonts w:ascii="Segoe UI" w:hAnsi="Segoe UI" w:cs="Segoe UI"/>
           <w:sz w:val="24"/>
@@ -2170,7 +2518,7 @@
           <w:ilvl w:val="0"/>
           <w:numId w:val="17"/>
         </w:numPr>
-        <w:spacing w:line="360" w:lineRule="auto"/>
+        <w:spacing w:before="0" w:beforeAutospacing="0" w:after="0" w:afterAutospacing="0" w:line="276" w:lineRule="auto"/>
         <w:rPr>
           <w:rFonts w:ascii="Segoe UI" w:hAnsi="Segoe UI" w:cs="Segoe UI"/>
         </w:rPr>
@@ -2189,7 +2537,7 @@
           <w:ilvl w:val="0"/>
           <w:numId w:val="17"/>
         </w:numPr>
-        <w:spacing w:line="360" w:lineRule="auto"/>
+        <w:spacing w:before="0" w:beforeAutospacing="0" w:after="0" w:afterAutospacing="0" w:line="276" w:lineRule="auto"/>
         <w:rPr>
           <w:rFonts w:ascii="Segoe UI" w:hAnsi="Segoe UI" w:cs="Segoe UI"/>
         </w:rPr>
@@ -2208,7 +2556,7 @@
           <w:ilvl w:val="0"/>
           <w:numId w:val="17"/>
         </w:numPr>
-        <w:spacing w:line="360" w:lineRule="auto"/>
+        <w:spacing w:before="0" w:beforeAutospacing="0" w:after="0" w:afterAutospacing="0" w:line="276" w:lineRule="auto"/>
         <w:rPr>
           <w:rFonts w:ascii="Segoe UI" w:hAnsi="Segoe UI" w:cs="Segoe UI"/>
         </w:rPr>
@@ -2235,11 +2583,13 @@
           <w:sz w:val="28"/>
           <w:szCs w:val="28"/>
         </w:rPr>
+        <w:lastRenderedPageBreak/>
         <w:t>User Story: Receive Price Recommendations</w:t>
       </w:r>
     </w:p>
     <w:p>
       <w:pPr>
+        <w:spacing w:after="0"/>
         <w:rPr>
           <w:rFonts w:ascii="Segoe UI" w:hAnsi="Segoe UI" w:cs="Segoe UI"/>
           <w:sz w:val="24"/>
@@ -2257,6 +2607,7 @@
     </w:p>
     <w:p>
       <w:pPr>
+        <w:spacing w:after="0"/>
         <w:rPr>
           <w:rFonts w:ascii="Segoe UI" w:hAnsi="Segoe UI" w:cs="Segoe UI"/>
           <w:sz w:val="24"/>
@@ -2280,19 +2631,38 @@
           <w:ilvl w:val="0"/>
           <w:numId w:val="18"/>
         </w:numPr>
-        <w:rPr>
-          <w:rFonts w:ascii="Segoe UI" w:hAnsi="Segoe UI" w:cs="Segoe UI"/>
-          <w:sz w:val="24"/>
-          <w:szCs w:val="24"/>
-        </w:rPr>
-      </w:pPr>
-      <w:r>
-        <w:rPr>
-          <w:rFonts w:ascii="Segoe UI" w:hAnsi="Segoe UI" w:cs="Segoe UI"/>
-          <w:sz w:val="24"/>
-          <w:szCs w:val="24"/>
-        </w:rPr>
-        <w:t>I receive a notification: "Price Recommendation: The market for your [Car Name] has changed. We suggest updating your price to [New Price] for a faster sale."</w:t>
+        <w:spacing w:after="0"/>
+        <w:rPr>
+          <w:rFonts w:ascii="Segoe UI" w:hAnsi="Segoe UI" w:cs="Segoe UI"/>
+          <w:sz w:val="24"/>
+          <w:szCs w:val="24"/>
+        </w:rPr>
+      </w:pPr>
+      <w:r>
+        <w:rPr>
+          <w:rFonts w:ascii="Segoe UI" w:hAnsi="Segoe UI" w:cs="Segoe UI"/>
+          <w:sz w:val="24"/>
+          <w:szCs w:val="24"/>
+        </w:rPr>
+        <w:t xml:space="preserve">I </w:t>
+      </w:r>
+      <w:proofErr w:type="gramStart"/>
+      <w:r>
+        <w:rPr>
+          <w:rFonts w:ascii="Segoe UI" w:hAnsi="Segoe UI" w:cs="Segoe UI"/>
+          <w:sz w:val="24"/>
+          <w:szCs w:val="24"/>
+        </w:rPr>
+        <w:t>receive</w:t>
+      </w:r>
+      <w:proofErr w:type="gramEnd"/>
+      <w:r>
+        <w:rPr>
+          <w:rFonts w:ascii="Segoe UI" w:hAnsi="Segoe UI" w:cs="Segoe UI"/>
+          <w:sz w:val="24"/>
+          <w:szCs w:val="24"/>
+        </w:rPr>
+        <w:t xml:space="preserve"> a notification: "Price Recommendation: The market for your [Car Name] has changed. We suggest updating your price to [New Price] for a faster sale."</w:t>
       </w:r>
     </w:p>
     <w:p>
@@ -2301,6 +2671,7 @@
           <w:ilvl w:val="0"/>
           <w:numId w:val="18"/>
         </w:numPr>
+        <w:spacing w:after="0"/>
         <w:rPr>
           <w:rFonts w:ascii="Segoe UI" w:hAnsi="Segoe UI" w:cs="Segoe UI"/>
           <w:sz w:val="24"/>
@@ -2330,15 +2701,18 @@
           <w:sz w:val="24"/>
           <w:szCs w:val="24"/>
         </w:rPr>
-        <w:pict w14:anchorId="740213D7">
-          <v:rect id="_x0000_i1029" style="width:0;height:1.5pt" o:hralign="center" o:hrstd="t" o:hr="t" fillcolor="#a0a0a0" stroked="f"/>
+        <w:pict w14:anchorId="56D73FC0">
+          <v:rect id="_x0000_i1076" style="width:0;height:1.5pt" o:hralign="center" o:hrstd="t" o:hr="t" fillcolor="#a0a0a0" stroked="f"/>
         </w:pict>
       </w:r>
     </w:p>
     <w:p>
       <w:pPr>
         <w:pStyle w:val="Heading1"/>
-        <w:spacing w:line="240" w:lineRule="auto"/>
+        <w:tabs>
+          <w:tab w:val="left" w:pos="4069"/>
+        </w:tabs>
+        <w:spacing w:before="0" w:line="240" w:lineRule="auto"/>
         <w:rPr>
           <w:rFonts w:ascii="Segoe UI" w:hAnsi="Segoe UI" w:cs="Segoe UI"/>
           <w:sz w:val="36"/>
@@ -2353,6 +2727,14 @@
         </w:rPr>
         <w:t>5.3. Buyer Features</w:t>
       </w:r>
+      <w:r>
+        <w:rPr>
+          <w:rFonts w:ascii="Segoe UI" w:hAnsi="Segoe UI" w:cs="Segoe UI"/>
+          <w:sz w:val="36"/>
+          <w:szCs w:val="36"/>
+        </w:rPr>
+        <w:tab/>
+      </w:r>
     </w:p>
     <w:p>
       <w:pPr>
@@ -2393,7 +2775,7 @@
     </w:p>
     <w:p>
       <w:pPr>
-        <w:spacing w:line="240" w:lineRule="auto"/>
+        <w:spacing w:after="0" w:line="240" w:lineRule="auto"/>
         <w:rPr>
           <w:rFonts w:ascii="Segoe UI" w:hAnsi="Segoe UI" w:cs="Segoe UI"/>
           <w:sz w:val="24"/>
@@ -2417,7 +2799,7 @@
           <w:ilvl w:val="0"/>
           <w:numId w:val="19"/>
         </w:numPr>
-        <w:spacing w:line="240" w:lineRule="auto"/>
+        <w:spacing w:after="0" w:line="240" w:lineRule="auto"/>
         <w:rPr>
           <w:rFonts w:ascii="Segoe UI" w:hAnsi="Segoe UI" w:cs="Segoe UI"/>
           <w:sz w:val="24"/>
@@ -2439,7 +2821,7 @@
           <w:ilvl w:val="0"/>
           <w:numId w:val="19"/>
         </w:numPr>
-        <w:spacing w:line="240" w:lineRule="auto"/>
+        <w:spacing w:after="0" w:line="240" w:lineRule="auto"/>
         <w:rPr>
           <w:rFonts w:ascii="Segoe UI" w:hAnsi="Segoe UI" w:cs="Segoe UI"/>
           <w:sz w:val="24"/>
@@ -2461,7 +2843,7 @@
           <w:ilvl w:val="0"/>
           <w:numId w:val="19"/>
         </w:numPr>
-        <w:spacing w:line="240" w:lineRule="auto"/>
+        <w:spacing w:after="0" w:line="240" w:lineRule="auto"/>
         <w:rPr>
           <w:rFonts w:ascii="Segoe UI" w:hAnsi="Segoe UI" w:cs="Segoe UI"/>
           <w:sz w:val="24"/>
@@ -2476,16 +2858,6 @@
         </w:rPr>
         <w:t>I can use filters for: Make, Model, Year, Price Range, Mileage, and Condition Grade.</w:t>
       </w:r>
-    </w:p>
-    <w:p>
-      <w:pPr>
-        <w:spacing w:line="240" w:lineRule="auto"/>
-        <w:rPr>
-          <w:rFonts w:ascii="Segoe UI" w:hAnsi="Segoe UI" w:cs="Segoe UI"/>
-          <w:sz w:val="24"/>
-          <w:szCs w:val="24"/>
-        </w:rPr>
-      </w:pPr>
     </w:p>
     <w:p>
       <w:pPr>
@@ -2503,7 +2875,6 @@
           <w:sz w:val="28"/>
           <w:szCs w:val="28"/>
         </w:rPr>
-        <w:lastRenderedPageBreak/>
         <w:t>User Story: View Car Details</w:t>
       </w:r>
     </w:p>
@@ -2586,23 +2957,7 @@
           <w:sz w:val="24"/>
           <w:szCs w:val="24"/>
         </w:rPr>
-        <w:t xml:space="preserve">I can browse all photos in </w:t>
-      </w:r>
-      <w:r>
-        <w:rPr>
-          <w:rFonts w:ascii="Segoe UI" w:hAnsi="Segoe UI" w:cs="Segoe UI"/>
-          <w:sz w:val="24"/>
-          <w:szCs w:val="24"/>
-        </w:rPr>
-        <w:t>the gallery</w:t>
-      </w:r>
-      <w:r>
-        <w:rPr>
-          <w:rFonts w:ascii="Segoe UI" w:hAnsi="Segoe UI" w:cs="Segoe UI"/>
-          <w:sz w:val="24"/>
-          <w:szCs w:val="24"/>
-        </w:rPr>
-        <w:t>.</w:t>
+        <w:t>I can browse all photos in the gallery.</w:t>
       </w:r>
     </w:p>
     <w:p>
@@ -2961,6 +3316,7 @@
           <w:sz w:val="28"/>
           <w:szCs w:val="28"/>
         </w:rPr>
+        <w:lastRenderedPageBreak/>
         <w:t>User Story: Manage Favorites</w:t>
       </w:r>
     </w:p>
@@ -3200,7 +3556,6 @@
           <w:sz w:val="36"/>
           <w:szCs w:val="36"/>
         </w:rPr>
-        <w:lastRenderedPageBreak/>
         <w:t>5.4. Admin Features</w:t>
       </w:r>
     </w:p>
@@ -3495,6 +3850,7 @@
           <w:sz w:val="28"/>
           <w:szCs w:val="28"/>
         </w:rPr>
+        <w:lastRenderedPageBreak/>
         <w:t>User Story: Manage Core Data</w:t>
       </w:r>
     </w:p>
@@ -3596,15 +3952,6 @@
         </w:rPr>
         <w:t>(This ensures that all dropdowns and filters in the system use standardized, clean data).</w:t>
       </w:r>
-    </w:p>
-    <w:p>
-      <w:pPr>
-        <w:rPr>
-          <w:rFonts w:ascii="Segoe UI" w:hAnsi="Segoe UI" w:cs="Segoe UI"/>
-          <w:sz w:val="24"/>
-          <w:szCs w:val="24"/>
-        </w:rPr>
-      </w:pPr>
     </w:p>
     <w:p>
       <w:pPr>
@@ -3626,7 +3973,6 @@
           <w:sz w:val="28"/>
           <w:szCs w:val="28"/>
         </w:rPr>
-        <w:lastRenderedPageBreak/>
         <w:t>User Story: Manage Condition Defects</w:t>
       </w:r>
     </w:p>
@@ -3727,7 +4073,25 @@
           <w:sz w:val="24"/>
           <w:szCs w:val="24"/>
         </w:rPr>
-        <w:t>I can edit an existing defect's deduction percentage (e.g., change "Engine Oil Leak" from 10% to 12%).</w:t>
+        <w:t xml:space="preserve">I can edit an </w:t>
+      </w:r>
+      <w:proofErr w:type="gramStart"/>
+      <w:r>
+        <w:rPr>
+          <w:rFonts w:ascii="Segoe UI" w:hAnsi="Segoe UI" w:cs="Segoe UI"/>
+          <w:sz w:val="24"/>
+          <w:szCs w:val="24"/>
+        </w:rPr>
+        <w:t>existing defect's</w:t>
+      </w:r>
+      <w:proofErr w:type="gramEnd"/>
+      <w:r>
+        <w:rPr>
+          <w:rFonts w:ascii="Segoe UI" w:hAnsi="Segoe UI" w:cs="Segoe UI"/>
+          <w:sz w:val="24"/>
+          <w:szCs w:val="24"/>
+        </w:rPr>
+        <w:t xml:space="preserve"> deduction percentage (e.g., change "Engine Oil Leak" from 10% to 12%).</w:t>
       </w:r>
     </w:p>
     <w:p>
@@ -3784,8 +4148,8 @@
         </w:rPr>
       </w:pPr>
       <w:r>
-        <w:pict w14:anchorId="791F66A8">
-          <v:rect id="_x0000_i1047" style="width:0;height:1.5pt" o:hralign="center" o:hrstd="t" o:hr="t" fillcolor="#a0a0a0" stroked="f"/>
+        <w:pict w14:anchorId="1AB57E52">
+          <v:rect id="_x0000_i1077" style="width:0;height:1.5pt" o:hralign="center" o:hrstd="t" o:hr="t" fillcolor="#a0a0a0" stroked="f"/>
         </w:pict>
       </w:r>
     </w:p>
@@ -3943,6 +4307,7 @@
           <w:sz w:val="28"/>
           <w:szCs w:val="28"/>
         </w:rPr>
+        <w:lastRenderedPageBreak/>
         <w:t>User Story: Train Price Model</w:t>
       </w:r>
     </w:p>
@@ -4097,7 +4462,6 @@
           <w:sz w:val="28"/>
           <w:szCs w:val="28"/>
         </w:rPr>
-        <w:lastRenderedPageBreak/>
         <w:t>User Story: Analyze Market Trends</w:t>
       </w:r>
     </w:p>
@@ -4253,8 +4617,8 @@
           <w:sz w:val="24"/>
           <w:szCs w:val="24"/>
         </w:rPr>
-        <w:pict w14:anchorId="47693A0F">
-          <v:rect id="_x0000_i1031" style="width:0;height:1.5pt" o:hralign="center" o:hrstd="t" o:hr="t" fillcolor="#a0a0a0" stroked="f"/>
+        <w:pict w14:anchorId="3FBBD3E6">
+          <v:rect id="_x0000_i1078" style="width:0;height:1.5pt" o:hralign="center" o:hrstd="t" o:hr="t" fillcolor="#a0a0a0" stroked="f"/>
         </w:pict>
       </w:r>
     </w:p>
@@ -4434,8 +4798,8 @@
           <w:sz w:val="24"/>
           <w:szCs w:val="24"/>
         </w:rPr>
-        <w:pict w14:anchorId="2AE52106">
-          <v:rect id="_x0000_i1032" style="width:0;height:1.5pt" o:hralign="center" o:hrstd="t" o:hr="t" fillcolor="#a0a0a0" stroked="f"/>
+        <w:pict w14:anchorId="23BCFCAB">
+          <v:rect id="_x0000_i1079" style="width:0;height:1.5pt" o:hralign="center" o:hrstd="t" o:hr="t" fillcolor="#a0a0a0" stroked="f"/>
         </w:pict>
       </w:r>
     </w:p>
@@ -4532,7 +4896,25 @@
           <w:sz w:val="24"/>
           <w:szCs w:val="24"/>
         </w:rPr>
-        <w:t>(Technical Requirement): The assistant will be built using Gen AI with Prompt Engineering, Structured Output, and LCEL to ensure accuracy and controlled outputs.</w:t>
+        <w:t xml:space="preserve">(Technical Requirement): The assistant will be built using Gen AI with Prompt Engineering, Structured Output, and LCEL to ensure accuracy and controlled </w:t>
+      </w:r>
+      <w:proofErr w:type="gramStart"/>
+      <w:r>
+        <w:rPr>
+          <w:rFonts w:ascii="Segoe UI" w:hAnsi="Segoe UI" w:cs="Segoe UI"/>
+          <w:sz w:val="24"/>
+          <w:szCs w:val="24"/>
+        </w:rPr>
+        <w:t>outputs</w:t>
+      </w:r>
+      <w:proofErr w:type="gramEnd"/>
+      <w:r>
+        <w:rPr>
+          <w:rFonts w:ascii="Segoe UI" w:hAnsi="Segoe UI" w:cs="Segoe UI"/>
+          <w:sz w:val="24"/>
+          <w:szCs w:val="24"/>
+        </w:rPr>
+        <w:t>.</w:t>
       </w:r>
     </w:p>
     <w:p>
@@ -4862,7 +5244,6 @@
           <w:sz w:val="24"/>
           <w:szCs w:val="24"/>
         </w:rPr>
-        <w:lastRenderedPageBreak/>
         <w:t>Admin: Manage Core Data (Makes/Models)</w:t>
       </w:r>
     </w:p>
@@ -4902,6 +5283,7 @@
           <w:sz w:val="28"/>
           <w:szCs w:val="28"/>
         </w:rPr>
+        <w:lastRenderedPageBreak/>
         <w:t>6.2. Key Modals &amp; Components:</w:t>
       </w:r>
     </w:p>
@@ -5061,56 +5443,8 @@
           <w:sz w:val="24"/>
           <w:szCs w:val="24"/>
         </w:rPr>
-        <w:pict w14:anchorId="029A7583">
-          <v:rect id="_x0000_i1033" style="width:0;height:1.5pt" o:hralign="center" o:hrstd="t" o:hr="t" fillcolor="#a0a0a0" stroked="f"/>
-        </w:pict>
-      </w:r>
-    </w:p>
-    <w:p>
-      <w:pPr>
-        <w:rPr>
-          <w:rFonts w:ascii="Segoe UI" w:hAnsi="Segoe UI" w:cs="Segoe UI"/>
-          <w:b/>
-          <w:bCs/>
-          <w:sz w:val="24"/>
-          <w:szCs w:val="24"/>
-        </w:rPr>
-      </w:pPr>
-    </w:p>
-    <w:p>
-      <w:pPr>
-        <w:rPr>
-          <w:rFonts w:ascii="Segoe UI" w:hAnsi="Segoe UI" w:cs="Segoe UI"/>
-          <w:b/>
-          <w:bCs/>
-          <w:sz w:val="24"/>
-          <w:szCs w:val="24"/>
-        </w:rPr>
-      </w:pPr>
-    </w:p>
-    <w:p>
-      <w:pPr>
-        <w:rPr>
-          <w:rFonts w:ascii="Segoe UI" w:hAnsi="Segoe UI" w:cs="Segoe UI"/>
-        </w:rPr>
-      </w:pPr>
-    </w:p>
-    <w:p>
-      <w:pPr>
-        <w:rPr>
-          <w:rFonts w:ascii="Segoe UI" w:hAnsi="Segoe UI" w:cs="Segoe UI"/>
-          <w:sz w:val="24"/>
-          <w:szCs w:val="24"/>
-        </w:rPr>
-      </w:pPr>
-      <w:r>
-        <w:rPr>
-          <w:rFonts w:ascii="Segoe UI" w:hAnsi="Segoe UI" w:cs="Segoe UI"/>
-          <w:sz w:val="24"/>
-          <w:szCs w:val="24"/>
-        </w:rPr>
-        <w:pict w14:anchorId="7A9AE413">
-          <v:rect id="_x0000_i1034" style="width:0;height:1.5pt" o:hralign="center" o:hrstd="t" o:hr="t" fillcolor="#a0a0a0" stroked="f"/>
+        <w:pict w14:anchorId="2435E4FE">
+          <v:rect id="_x0000_i1080" style="width:0;height:1.5pt" o:hralign="center" o:hrstd="t" o:hr="t" fillcolor="#a0a0a0" stroked="f"/>
         </w:pict>
       </w:r>
     </w:p>
@@ -5168,7 +5502,25 @@
           <w:sz w:val="24"/>
           <w:szCs w:val="24"/>
         </w:rPr>
-        <w:t xml:space="preserve"> Use main, dev, and feature branches (e.g., feature/be-add-car, feature/</w:t>
+        <w:t xml:space="preserve"> Use main, dev, and feature branches (e.g., feature/be-</w:t>
+      </w:r>
+      <w:proofErr w:type="gramStart"/>
+      <w:r>
+        <w:rPr>
+          <w:rFonts w:ascii="Segoe UI" w:hAnsi="Segoe UI" w:cs="Segoe UI"/>
+          <w:sz w:val="24"/>
+          <w:szCs w:val="24"/>
+        </w:rPr>
+        <w:t>add</w:t>
+      </w:r>
+      <w:proofErr w:type="gramEnd"/>
+      <w:r>
+        <w:rPr>
+          <w:rFonts w:ascii="Segoe UI" w:hAnsi="Segoe UI" w:cs="Segoe UI"/>
+          <w:sz w:val="24"/>
+          <w:szCs w:val="24"/>
+        </w:rPr>
+        <w:t>-car, feature/</w:t>
       </w:r>
       <w:proofErr w:type="spellStart"/>
       <w:r>
@@ -5248,23 +5600,7 @@
           <w:sz w:val="24"/>
           <w:szCs w:val="24"/>
         </w:rPr>
-        <w:t xml:space="preserve"> The Backend team must define the list of all defects (checkboxes) and their corresponding </w:t>
-      </w:r>
-      <w:r>
-        <w:rPr>
-          <w:rFonts w:ascii="Segoe UI" w:hAnsi="Segoe UI" w:cs="Segoe UI"/>
-          <w:sz w:val="24"/>
-          <w:szCs w:val="24"/>
-        </w:rPr>
-        <w:t>Deduction Percentage</w:t>
-      </w:r>
-      <w:r>
-        <w:rPr>
-          <w:rFonts w:ascii="Segoe UI" w:hAnsi="Segoe UI" w:cs="Segoe UI"/>
-          <w:sz w:val="24"/>
-          <w:szCs w:val="24"/>
-        </w:rPr>
-        <w:t xml:space="preserve"> in a shared document (e.g., Excel) and get team approval before coding.</w:t>
+        <w:t xml:space="preserve"> The Backend team must define the list of all defects (checkboxes) and their corresponding Deduction Percentage in a shared document (e.g., Excel) and get team approval before coding.</w:t>
       </w:r>
     </w:p>
     <w:p>
@@ -5295,7 +5631,25 @@
           <w:sz w:val="24"/>
           <w:szCs w:val="24"/>
         </w:rPr>
-        <w:t xml:space="preserve"> Regular (e.g., 2-3 times/week) sync meetings between team leads (BE/FE and BE/ML) to resolve integration issues.</w:t>
+        <w:t xml:space="preserve"> Regular (e.g., 2-3 times/week) sync meetings between team </w:t>
+      </w:r>
+      <w:proofErr w:type="gramStart"/>
+      <w:r>
+        <w:rPr>
+          <w:rFonts w:ascii="Segoe UI" w:hAnsi="Segoe UI" w:cs="Segoe UI"/>
+          <w:sz w:val="24"/>
+          <w:szCs w:val="24"/>
+        </w:rPr>
+        <w:t>leads</w:t>
+      </w:r>
+      <w:proofErr w:type="gramEnd"/>
+      <w:r>
+        <w:rPr>
+          <w:rFonts w:ascii="Segoe UI" w:hAnsi="Segoe UI" w:cs="Segoe UI"/>
+          <w:sz w:val="24"/>
+          <w:szCs w:val="24"/>
+        </w:rPr>
+        <w:t xml:space="preserve"> (BE/FE and BE/ML) to resolve integration issues.</w:t>
       </w:r>
     </w:p>
     <w:p>
@@ -5318,7 +5672,6 @@
           <w:sz w:val="24"/>
           <w:szCs w:val="24"/>
         </w:rPr>
-        <w:lastRenderedPageBreak/>
         <w:t>Task Management:</w:t>
       </w:r>
       <w:r>
@@ -5330,9 +5683,10 @@
         <w:t xml:space="preserve"> Use a tool like Trello or Jira to break down these User Stories into smaller tasks.</w:t>
       </w:r>
     </w:p>
+    <w:p/>
     <w:sectPr>
       <w:pgSz w:w="12240" w:h="15840"/>
-      <w:pgMar w:top="1440" w:right="1440" w:bottom="1440" w:left="1440" w:header="720" w:footer="720" w:gutter="0"/>
+      <w:pgMar w:top="720" w:right="1440" w:bottom="720" w:left="1440" w:header="720" w:footer="720" w:gutter="0"/>
       <w:cols w:space="720"/>
       <w:docGrid w:linePitch="360"/>
     </w:sectPr>
@@ -9854,6 +10208,151 @@
     </w:lvl>
   </w:abstractNum>
   <w:abstractNum w:abstractNumId="38" w15:restartNumberingAfterBreak="0">
+    <w:nsid w:val="7328232C"/>
+    <w:multiLevelType w:val="multilevel"/>
+    <w:tmpl w:val="11CAC3B0"/>
+    <w:lvl w:ilvl="0">
+      <w:start w:val="1"/>
+      <w:numFmt w:val="bullet"/>
+      <w:lvlText w:val=""/>
+      <w:lvlJc w:val="left"/>
+      <w:pPr>
+        <w:tabs>
+          <w:tab w:val="num" w:pos="720"/>
+        </w:tabs>
+        <w:ind w:left="720" w:hanging="360"/>
+      </w:pPr>
+      <w:rPr>
+        <w:rFonts w:ascii="Symbol" w:hAnsi="Symbol" w:hint="default"/>
+        <w:sz w:val="20"/>
+      </w:rPr>
+    </w:lvl>
+    <w:lvl w:ilvl="1">
+      <w:start w:val="1"/>
+      <w:numFmt w:val="bullet"/>
+      <w:lvlText w:val=""/>
+      <w:lvlJc w:val="left"/>
+      <w:pPr>
+        <w:ind w:left="1440" w:hanging="360"/>
+      </w:pPr>
+      <w:rPr>
+        <w:rFonts w:ascii="Symbol" w:hAnsi="Symbol" w:hint="default"/>
+      </w:rPr>
+    </w:lvl>
+    <w:lvl w:ilvl="2" w:tentative="1">
+      <w:start w:val="1"/>
+      <w:numFmt w:val="bullet"/>
+      <w:lvlText w:val=""/>
+      <w:lvlJc w:val="left"/>
+      <w:pPr>
+        <w:tabs>
+          <w:tab w:val="num" w:pos="2160"/>
+        </w:tabs>
+        <w:ind w:left="2160" w:hanging="360"/>
+      </w:pPr>
+      <w:rPr>
+        <w:rFonts w:ascii="Wingdings" w:hAnsi="Wingdings" w:hint="default"/>
+        <w:sz w:val="20"/>
+      </w:rPr>
+    </w:lvl>
+    <w:lvl w:ilvl="3" w:tentative="1">
+      <w:start w:val="1"/>
+      <w:numFmt w:val="bullet"/>
+      <w:lvlText w:val=""/>
+      <w:lvlJc w:val="left"/>
+      <w:pPr>
+        <w:tabs>
+          <w:tab w:val="num" w:pos="2880"/>
+        </w:tabs>
+        <w:ind w:left="2880" w:hanging="360"/>
+      </w:pPr>
+      <w:rPr>
+        <w:rFonts w:ascii="Wingdings" w:hAnsi="Wingdings" w:hint="default"/>
+        <w:sz w:val="20"/>
+      </w:rPr>
+    </w:lvl>
+    <w:lvl w:ilvl="4" w:tentative="1">
+      <w:start w:val="1"/>
+      <w:numFmt w:val="bullet"/>
+      <w:lvlText w:val=""/>
+      <w:lvlJc w:val="left"/>
+      <w:pPr>
+        <w:tabs>
+          <w:tab w:val="num" w:pos="3600"/>
+        </w:tabs>
+        <w:ind w:left="3600" w:hanging="360"/>
+      </w:pPr>
+      <w:rPr>
+        <w:rFonts w:ascii="Wingdings" w:hAnsi="Wingdings" w:hint="default"/>
+        <w:sz w:val="20"/>
+      </w:rPr>
+    </w:lvl>
+    <w:lvl w:ilvl="5" w:tentative="1">
+      <w:start w:val="1"/>
+      <w:numFmt w:val="bullet"/>
+      <w:lvlText w:val=""/>
+      <w:lvlJc w:val="left"/>
+      <w:pPr>
+        <w:tabs>
+          <w:tab w:val="num" w:pos="4320"/>
+        </w:tabs>
+        <w:ind w:left="4320" w:hanging="360"/>
+      </w:pPr>
+      <w:rPr>
+        <w:rFonts w:ascii="Wingdings" w:hAnsi="Wingdings" w:hint="default"/>
+        <w:sz w:val="20"/>
+      </w:rPr>
+    </w:lvl>
+    <w:lvl w:ilvl="6" w:tentative="1">
+      <w:start w:val="1"/>
+      <w:numFmt w:val="bullet"/>
+      <w:lvlText w:val=""/>
+      <w:lvlJc w:val="left"/>
+      <w:pPr>
+        <w:tabs>
+          <w:tab w:val="num" w:pos="5040"/>
+        </w:tabs>
+        <w:ind w:left="5040" w:hanging="360"/>
+      </w:pPr>
+      <w:rPr>
+        <w:rFonts w:ascii="Wingdings" w:hAnsi="Wingdings" w:hint="default"/>
+        <w:sz w:val="20"/>
+      </w:rPr>
+    </w:lvl>
+    <w:lvl w:ilvl="7" w:tentative="1">
+      <w:start w:val="1"/>
+      <w:numFmt w:val="bullet"/>
+      <w:lvlText w:val=""/>
+      <w:lvlJc w:val="left"/>
+      <w:pPr>
+        <w:tabs>
+          <w:tab w:val="num" w:pos="5760"/>
+        </w:tabs>
+        <w:ind w:left="5760" w:hanging="360"/>
+      </w:pPr>
+      <w:rPr>
+        <w:rFonts w:ascii="Wingdings" w:hAnsi="Wingdings" w:hint="default"/>
+        <w:sz w:val="20"/>
+      </w:rPr>
+    </w:lvl>
+    <w:lvl w:ilvl="8" w:tentative="1">
+      <w:start w:val="1"/>
+      <w:numFmt w:val="bullet"/>
+      <w:lvlText w:val=""/>
+      <w:lvlJc w:val="left"/>
+      <w:pPr>
+        <w:tabs>
+          <w:tab w:val="num" w:pos="6480"/>
+        </w:tabs>
+        <w:ind w:left="6480" w:hanging="360"/>
+      </w:pPr>
+      <w:rPr>
+        <w:rFonts w:ascii="Wingdings" w:hAnsi="Wingdings" w:hint="default"/>
+        <w:sz w:val="20"/>
+      </w:rPr>
+    </w:lvl>
+  </w:abstractNum>
+  <w:abstractNum w:abstractNumId="39" w15:restartNumberingAfterBreak="0">
     <w:nsid w:val="77275CC3"/>
     <w:multiLevelType w:val="multilevel"/>
     <w:tmpl w:val="FF9C905A"/>
@@ -10057,7 +10556,7 @@
     <w:abstractNumId w:val="19"/>
   </w:num>
   <w:num w:numId="19" w16cid:durableId="943610856">
-    <w:abstractNumId w:val="38"/>
+    <w:abstractNumId w:val="39"/>
   </w:num>
   <w:num w:numId="20" w16cid:durableId="1672676760">
     <w:abstractNumId w:val="18"/>
@@ -10118,6 +10617,9 @@
   </w:num>
   <w:num w:numId="39" w16cid:durableId="1506818762">
     <w:abstractNumId w:val="16"/>
+  </w:num>
+  <w:num w:numId="40" w16cid:durableId="2049909274">
+    <w:abstractNumId w:val="38"/>
   </w:num>
 </w:numbering>
 </file>
@@ -10728,6 +11230,7 @@
   <w:style w:type="character" w:default="1" w:styleId="DefaultParagraphFont">
     <w:name w:val="Default Paragraph Font"/>
     <w:uiPriority w:val="1"/>
+    <w:semiHidden/>
     <w:unhideWhenUsed/>
   </w:style>
   <w:style w:type="table" w:default="1" w:styleId="TableNormal">
